--- a/ЛР2б Шепетюк Бурштын.docx
+++ b/ЛР2б Шепетюк Бурштын.docx
@@ -1041,6 +1041,7 @@
           <w:bCs/>
           <w:sz w:val="20"/>
           <w:szCs w:val="20"/>
+          <w:lang w:val="en-US"/>
         </w:rPr>
       </w:pPr>
     </w:p>
@@ -1053,6 +1054,7 @@
           <w:bCs/>
           <w:sz w:val="20"/>
           <w:szCs w:val="20"/>
+          <w:lang w:val="en-US"/>
         </w:rPr>
       </w:pPr>
     </w:p>
@@ -1065,6 +1067,7 @@
           <w:bCs/>
           <w:sz w:val="20"/>
           <w:szCs w:val="20"/>
+          <w:lang w:val="en-US"/>
         </w:rPr>
       </w:pPr>
     </w:p>
@@ -1077,6 +1080,7 @@
           <w:bCs/>
           <w:sz w:val="20"/>
           <w:szCs w:val="20"/>
+          <w:lang w:val="en-US"/>
         </w:rPr>
       </w:pPr>
     </w:p>
@@ -1113,19 +1117,49 @@
           <w:bCs/>
           <w:sz w:val="20"/>
           <w:szCs w:val="20"/>
-          <w:lang w:val="en-US"/>
-        </w:rPr>
-      </w:pPr>
-      <w:r>
-        <w:rPr>
-          <w:rFonts w:ascii="Consolas" w:hAnsi="Consolas"/>
-          <w:b w:val="0"/>
-          <w:bCs/>
-          <w:sz w:val="20"/>
-          <w:szCs w:val="20"/>
-          <w:lang w:val="en-US"/>
-        </w:rPr>
-        <w:t xml:space="preserve">    int successCount = 0;</w:t>
+        </w:rPr>
+      </w:pPr>
+      <w:r>
+        <w:rPr>
+          <w:rFonts w:ascii="Consolas" w:hAnsi="Consolas"/>
+          <w:b w:val="0"/>
+          <w:bCs/>
+          <w:sz w:val="20"/>
+          <w:szCs w:val="20"/>
+          <w:lang w:val="en-US"/>
+        </w:rPr>
+        <w:t xml:space="preserve">    int</w:t>
+      </w:r>
+      <w:r>
+        <w:rPr>
+          <w:rFonts w:ascii="Consolas" w:hAnsi="Consolas"/>
+          <w:b w:val="0"/>
+          <w:bCs/>
+          <w:sz w:val="20"/>
+          <w:szCs w:val="20"/>
+        </w:rPr>
+        <w:t xml:space="preserve"> </w:t>
+      </w:r>
+      <w:r>
+        <w:rPr>
+          <w:rFonts w:ascii="Consolas" w:hAnsi="Consolas"/>
+          <w:b w:val="0"/>
+          <w:bCs/>
+          <w:sz w:val="20"/>
+          <w:szCs w:val="20"/>
+          <w:lang w:val="en-US"/>
+        </w:rPr>
+        <w:t>successCount</w:t>
+      </w:r>
+      <w:r>
+        <w:rPr>
+          <w:rFonts w:ascii="Consolas" w:hAnsi="Consolas"/>
+          <w:b w:val="0"/>
+          <w:bCs/>
+          <w:sz w:val="20"/>
+          <w:szCs w:val="20"/>
+        </w:rPr>
+        <w:t xml:space="preserve"> = 0;</w:t>
       </w:r>
     </w:p>
     <w:p>
@@ -1146,7 +1180,6 @@
           <w:bCs/>
           <w:sz w:val="20"/>
           <w:szCs w:val="20"/>
-          <w:lang w:val="en-US"/>
         </w:rPr>
         <w:t xml:space="preserve"> </w:t>
       </w:r>
@@ -1160,7 +1193,6 @@
           <w:bCs/>
           <w:sz w:val="20"/>
           <w:szCs w:val="20"/>
-          <w:lang w:val="en-US"/>
         </w:rPr>
       </w:pPr>
     </w:p>
@@ -1182,7 +1214,6 @@
           <w:bCs/>
           <w:sz w:val="20"/>
           <w:szCs w:val="20"/>
-          <w:lang w:val="en-US"/>
         </w:rPr>
         <w:t xml:space="preserve">    </w:t>
       </w:r>
@@ -1216,6 +1247,7 @@
           <w:bCs/>
           <w:sz w:val="20"/>
           <w:szCs w:val="20"/>
+          <w:lang w:val="en-US"/>
         </w:rPr>
         <w:t xml:space="preserve">    </w:t>
       </w:r>
@@ -1228,7 +1260,29 @@
           <w:szCs w:val="20"/>
           <w:lang w:val="en-US"/>
         </w:rPr>
-        <w:t>for (size_t i = 0; i &lt; transactions.size(); i++) {</w:t>
+        <w:t xml:space="preserve">for (size_t i = 0; i &lt; transactions.size(); </w:t>
+      </w:r>
+      <w:r>
+        <w:rPr>
+          <w:rFonts w:ascii="Consolas" w:hAnsi="Consolas"/>
+          <w:b w:val="0"/>
+          <w:bCs/>
+          <w:sz w:val="20"/>
+          <w:szCs w:val="20"/>
+          <w:lang w:val="en-US"/>
+        </w:rPr>
+        <w:t>;</w:t>
+      </w:r>
+      <w:r>
+        <w:rPr>
+          <w:rFonts w:ascii="Consolas" w:hAnsi="Consolas"/>
+          <w:b w:val="0"/>
+          <w:bCs/>
+          <w:sz w:val="20"/>
+          <w:szCs w:val="20"/>
+          <w:lang w:val="en-US"/>
+        </w:rPr>
+        <w:t>) {</w:t>
       </w:r>
     </w:p>
     <w:p>
@@ -1471,6 +1525,7 @@
           <w:bCs/>
           <w:sz w:val="20"/>
           <w:szCs w:val="20"/>
+          <w:lang w:val="en-US"/>
         </w:rPr>
       </w:pPr>
       <w:r>
@@ -1542,19 +1597,28 @@
           <w:bCs/>
           <w:sz w:val="20"/>
           <w:szCs w:val="20"/>
-          <w:lang w:val="en-US"/>
-        </w:rPr>
-      </w:pPr>
-      <w:r>
-        <w:rPr>
-          <w:rFonts w:ascii="Consolas" w:hAnsi="Consolas"/>
-          <w:b w:val="0"/>
-          <w:bCs/>
-          <w:sz w:val="20"/>
-          <w:szCs w:val="20"/>
-          <w:lang w:val="en-US"/>
-        </w:rPr>
-        <w:t xml:space="preserve">                }</w:t>
+        </w:rPr>
+      </w:pPr>
+      <w:r>
+        <w:rPr>
+          <w:rFonts w:ascii="Consolas" w:hAnsi="Consolas"/>
+          <w:b w:val="0"/>
+          <w:bCs/>
+          <w:sz w:val="20"/>
+          <w:szCs w:val="20"/>
+          <w:lang w:val="en-US"/>
+        </w:rPr>
+        <w:t xml:space="preserve">                </w:t>
+      </w:r>
+      <w:r>
+        <w:rPr>
+          <w:rFonts w:ascii="Consolas" w:hAnsi="Consolas"/>
+          <w:b w:val="0"/>
+          <w:bCs/>
+          <w:sz w:val="20"/>
+          <w:szCs w:val="20"/>
+        </w:rPr>
+        <w:t>}</w:t>
       </w:r>
     </w:p>
     <w:p>
@@ -1566,19 +1630,38 @@
           <w:bCs/>
           <w:sz w:val="20"/>
           <w:szCs w:val="20"/>
-          <w:lang w:val="en-US"/>
-        </w:rPr>
-      </w:pPr>
-      <w:r>
-        <w:rPr>
-          <w:rFonts w:ascii="Consolas" w:hAnsi="Consolas"/>
-          <w:b w:val="0"/>
-          <w:bCs/>
-          <w:sz w:val="20"/>
-          <w:szCs w:val="20"/>
-          <w:lang w:val="en-US"/>
-        </w:rPr>
-        <w:t xml:space="preserve">            } else {</w:t>
+        </w:rPr>
+      </w:pPr>
+      <w:r>
+        <w:rPr>
+          <w:rFonts w:ascii="Consolas" w:hAnsi="Consolas"/>
+          <w:b w:val="0"/>
+          <w:bCs/>
+          <w:sz w:val="20"/>
+          <w:szCs w:val="20"/>
+        </w:rPr>
+        <w:t xml:space="preserve">            } </w:t>
+      </w:r>
+      <w:r>
+        <w:rPr>
+          <w:rFonts w:ascii="Consolas" w:hAnsi="Consolas"/>
+          <w:b w:val="0"/>
+          <w:bCs/>
+          <w:sz w:val="20"/>
+          <w:szCs w:val="20"/>
+          <w:lang w:val="en-US"/>
+        </w:rPr>
+        <w:t>else</w:t>
+      </w:r>
+      <w:r>
+        <w:rPr>
+          <w:rFonts w:ascii="Consolas" w:hAnsi="Consolas"/>
+          <w:b w:val="0"/>
+          <w:bCs/>
+          <w:sz w:val="20"/>
+          <w:szCs w:val="20"/>
+        </w:rPr>
+        <w:t xml:space="preserve"> {</w:t>
       </w:r>
     </w:p>
     <w:p>
@@ -1590,17 +1673,15 @@
           <w:bCs/>
           <w:sz w:val="20"/>
           <w:szCs w:val="20"/>
-          <w:lang w:val="en-US"/>
-        </w:rPr>
-      </w:pPr>
-      <w:r>
-        <w:rPr>
-          <w:rFonts w:ascii="Consolas" w:hAnsi="Consolas"/>
-          <w:b w:val="0"/>
-          <w:bCs/>
-          <w:sz w:val="20"/>
-          <w:szCs w:val="20"/>
-          <w:lang w:val="en-US"/>
+        </w:rPr>
+      </w:pPr>
+      <w:r>
+        <w:rPr>
+          <w:rFonts w:ascii="Consolas" w:hAnsi="Consolas"/>
+          <w:b w:val="0"/>
+          <w:bCs/>
+          <w:sz w:val="20"/>
+          <w:szCs w:val="20"/>
         </w:rPr>
         <w:t xml:space="preserve">                // 3. </w:t>
       </w:r>
@@ -1621,7 +1702,6 @@
           <w:bCs/>
           <w:sz w:val="20"/>
           <w:szCs w:val="20"/>
-          <w:lang w:val="en-US"/>
         </w:rPr>
         <w:t xml:space="preserve"> </w:t>
       </w:r>
@@ -1642,7 +1722,6 @@
           <w:bCs/>
           <w:sz w:val="20"/>
           <w:szCs w:val="20"/>
-          <w:lang w:val="en-US"/>
         </w:rPr>
         <w:t xml:space="preserve"> (6 </w:t>
       </w:r>
@@ -1663,9 +1742,50 @@
           <w:bCs/>
           <w:sz w:val="20"/>
           <w:szCs w:val="20"/>
-          <w:lang w:val="en-US"/>
-        </w:rPr>
-        <w:t>: 5 case + 1 default)</w:t>
+        </w:rPr>
+        <w:t xml:space="preserve">: 5 </w:t>
+      </w:r>
+      <w:r>
+        <w:rPr>
+          <w:rFonts w:ascii="Consolas" w:hAnsi="Consolas"/>
+          <w:b w:val="0"/>
+          <w:bCs/>
+          <w:sz w:val="20"/>
+          <w:szCs w:val="20"/>
+          <w:lang w:val="en-US"/>
+        </w:rPr>
+        <w:t>case</w:t>
+      </w:r>
+      <w:r>
+        <w:rPr>
+          <w:rFonts w:ascii="Consolas" w:hAnsi="Consolas"/>
+          <w:b w:val="0"/>
+          <w:bCs/>
+          <w:sz w:val="20"/>
+          <w:szCs w:val="20"/>
+        </w:rPr>
+        <w:t xml:space="preserve"> + 1 </w:t>
+      </w:r>
+      <w:r>
+        <w:rPr>
+          <w:rFonts w:ascii="Consolas" w:hAnsi="Consolas"/>
+          <w:b w:val="0"/>
+          <w:bCs/>
+          <w:sz w:val="20"/>
+          <w:szCs w:val="20"/>
+          <w:lang w:val="en-US"/>
+        </w:rPr>
+        <w:t>default</w:t>
+      </w:r>
+      <w:r>
+        <w:rPr>
+          <w:rFonts w:ascii="Consolas" w:hAnsi="Consolas"/>
+          <w:b w:val="0"/>
+          <w:bCs/>
+          <w:sz w:val="20"/>
+          <w:szCs w:val="20"/>
+        </w:rPr>
+        <w:t>)</w:t>
       </w:r>
     </w:p>
     <w:p>
@@ -1687,9 +1807,19 @@
           <w:bCs/>
           <w:sz w:val="20"/>
           <w:szCs w:val="20"/>
-          <w:lang w:val="en-US"/>
-        </w:rPr>
-        <w:t xml:space="preserve">                switch (t.type) {</w:t>
+        </w:rPr>
+        <w:t xml:space="preserve">                </w:t>
+      </w:r>
+      <w:r>
+        <w:rPr>
+          <w:rFonts w:ascii="Consolas" w:hAnsi="Consolas"/>
+          <w:b w:val="0"/>
+          <w:bCs/>
+          <w:sz w:val="20"/>
+          <w:szCs w:val="20"/>
+          <w:lang w:val="en-US"/>
+        </w:rPr>
+        <w:t>switch (t.type) {</w:t>
       </w:r>
     </w:p>
     <w:p>
@@ -1725,6 +1855,7 @@
           <w:bCs/>
           <w:sz w:val="20"/>
           <w:szCs w:val="20"/>
+          <w:lang w:val="en-US"/>
         </w:rPr>
       </w:pPr>
       <w:r>
@@ -2230,9 +2361,19 @@
           <w:bCs/>
           <w:sz w:val="20"/>
           <w:szCs w:val="20"/>
-          <w:lang w:val="en-US"/>
-        </w:rPr>
-        <w:t xml:space="preserve">                        break;</w:t>
+        </w:rPr>
+        <w:t xml:space="preserve">                        </w:t>
+      </w:r>
+      <w:r>
+        <w:rPr>
+          <w:rFonts w:ascii="Consolas" w:hAnsi="Consolas"/>
+          <w:b w:val="0"/>
+          <w:bCs/>
+          <w:sz w:val="20"/>
+          <w:szCs w:val="20"/>
+          <w:lang w:val="en-US"/>
+        </w:rPr>
+        <w:t>break;</w:t>
       </w:r>
     </w:p>
     <w:p>
@@ -2672,6 +2813,52 @@
           <w:szCs w:val="20"/>
           <w:lang w:val="en-US"/>
         </w:rPr>
+        <w:tab/>
+        <w:t>i</w:t>
+      </w:r>
+      <w:r>
+        <w:rPr>
+          <w:rFonts w:ascii="Consolas" w:hAnsi="Consolas"/>
+          <w:b w:val="0"/>
+          <w:bCs/>
+          <w:sz w:val="20"/>
+          <w:szCs w:val="20"/>
+        </w:rPr>
+        <w:t>++</w:t>
+      </w:r>
+      <w:r>
+        <w:rPr>
+          <w:rFonts w:ascii="Consolas" w:hAnsi="Consolas"/>
+          <w:b w:val="0"/>
+          <w:bCs/>
+          <w:sz w:val="20"/>
+          <w:szCs w:val="20"/>
+          <w:lang w:val="en-US"/>
+        </w:rPr>
+        <w:t>;</w:t>
+      </w:r>
+    </w:p>
+    <w:p>
+      <w:pPr>
+        <w:pStyle w:val="11"/>
+        <w:rPr>
+          <w:rFonts w:ascii="Consolas" w:hAnsi="Consolas"/>
+          <w:b w:val="0"/>
+          <w:bCs/>
+          <w:sz w:val="20"/>
+          <w:szCs w:val="20"/>
+          <w:lang w:val="en-US"/>
+        </w:rPr>
+      </w:pPr>
+      <w:r>
+        <w:rPr>
+          <w:rFonts w:ascii="Consolas" w:hAnsi="Consolas"/>
+          <w:b w:val="0"/>
+          <w:bCs/>
+          <w:sz w:val="20"/>
+          <w:szCs w:val="20"/>
+          <w:lang w:val="en-US"/>
+        </w:rPr>
         <w:t xml:space="preserve">    }</w:t>
       </w:r>
     </w:p>
@@ -2700,6 +2887,17 @@
           <w:lang w:val="en-US"/>
         </w:rPr>
       </w:pPr>
+      <w:r>
+        <w:rPr>
+          <w:rFonts w:ascii="Consolas" w:hAnsi="Consolas"/>
+          <w:b w:val="0"/>
+          <w:bCs/>
+          <w:sz w:val="20"/>
+          <w:szCs w:val="20"/>
+          <w:lang w:val="en-US"/>
+        </w:rPr>
+        <w:tab/>
+      </w:r>
     </w:p>
     <w:p>
       <w:pPr>
@@ -2861,19 +3059,28 @@
           <w:bCs/>
           <w:sz w:val="20"/>
           <w:szCs w:val="20"/>
-          <w:lang w:val="en-US"/>
-        </w:rPr>
-      </w:pPr>
-      <w:r>
-        <w:rPr>
-          <w:rFonts w:ascii="Consolas" w:hAnsi="Consolas"/>
-          <w:b w:val="0"/>
-          <w:bCs/>
-          <w:sz w:val="20"/>
-          <w:szCs w:val="20"/>
-          <w:lang w:val="en-US"/>
-        </w:rPr>
-        <w:t xml:space="preserve">    }</w:t>
+        </w:rPr>
+      </w:pPr>
+      <w:r>
+        <w:rPr>
+          <w:rFonts w:ascii="Consolas" w:hAnsi="Consolas"/>
+          <w:b w:val="0"/>
+          <w:bCs/>
+          <w:sz w:val="20"/>
+          <w:szCs w:val="20"/>
+          <w:lang w:val="en-US"/>
+        </w:rPr>
+        <w:t xml:space="preserve">    </w:t>
+      </w:r>
+      <w:r>
+        <w:rPr>
+          <w:rFonts w:ascii="Consolas" w:hAnsi="Consolas"/>
+          <w:b w:val="0"/>
+          <w:bCs/>
+          <w:sz w:val="20"/>
+          <w:szCs w:val="20"/>
+        </w:rPr>
+        <w:t>}</w:t>
       </w:r>
     </w:p>
     <w:p>
@@ -2885,7 +3092,6 @@
           <w:bCs/>
           <w:sz w:val="20"/>
           <w:szCs w:val="20"/>
-          <w:lang w:val="en-US"/>
         </w:rPr>
       </w:pPr>
     </w:p>
@@ -2898,17 +3104,15 @@
           <w:bCs/>
           <w:sz w:val="20"/>
           <w:szCs w:val="20"/>
-          <w:lang w:val="en-US"/>
-        </w:rPr>
-      </w:pPr>
-      <w:r>
-        <w:rPr>
-          <w:rFonts w:ascii="Consolas" w:hAnsi="Consolas"/>
-          <w:b w:val="0"/>
-          <w:bCs/>
-          <w:sz w:val="20"/>
-          <w:szCs w:val="20"/>
-          <w:lang w:val="en-US"/>
+        </w:rPr>
+      </w:pPr>
+      <w:r>
+        <w:rPr>
+          <w:rFonts w:ascii="Consolas" w:hAnsi="Consolas"/>
+          <w:b w:val="0"/>
+          <w:bCs/>
+          <w:sz w:val="20"/>
+          <w:szCs w:val="20"/>
         </w:rPr>
         <w:t xml:space="preserve">    // 5. </w:t>
       </w:r>
@@ -2929,9 +3133,50 @@
           <w:bCs/>
           <w:sz w:val="20"/>
           <w:szCs w:val="20"/>
-          <w:lang w:val="en-US"/>
-        </w:rPr>
-        <w:t xml:space="preserve"> do-while (</w:t>
+        </w:rPr>
+        <w:t xml:space="preserve"> </w:t>
+      </w:r>
+      <w:r>
+        <w:rPr>
+          <w:rFonts w:ascii="Consolas" w:hAnsi="Consolas"/>
+          <w:b w:val="0"/>
+          <w:bCs/>
+          <w:sz w:val="20"/>
+          <w:szCs w:val="20"/>
+          <w:lang w:val="en-US"/>
+        </w:rPr>
+        <w:t>do</w:t>
+      </w:r>
+      <w:r>
+        <w:rPr>
+          <w:rFonts w:ascii="Consolas" w:hAnsi="Consolas"/>
+          <w:b w:val="0"/>
+          <w:bCs/>
+          <w:sz w:val="20"/>
+          <w:szCs w:val="20"/>
+        </w:rPr>
+        <w:t>-</w:t>
+      </w:r>
+      <w:r>
+        <w:rPr>
+          <w:rFonts w:ascii="Consolas" w:hAnsi="Consolas"/>
+          <w:b w:val="0"/>
+          <w:bCs/>
+          <w:sz w:val="20"/>
+          <w:szCs w:val="20"/>
+          <w:lang w:val="en-US"/>
+        </w:rPr>
+        <w:t>while</w:t>
+      </w:r>
+      <w:r>
+        <w:rPr>
+          <w:rFonts w:ascii="Consolas" w:hAnsi="Consolas"/>
+          <w:b w:val="0"/>
+          <w:bCs/>
+          <w:sz w:val="20"/>
+          <w:szCs w:val="20"/>
+        </w:rPr>
+        <w:t xml:space="preserve"> (</w:t>
       </w:r>
       <w:r>
         <w:rPr>
@@ -2950,7 +3195,6 @@
           <w:bCs/>
           <w:sz w:val="20"/>
           <w:szCs w:val="20"/>
-          <w:lang w:val="en-US"/>
         </w:rPr>
         <w:t xml:space="preserve"> </w:t>
       </w:r>
@@ -2971,7 +3215,6 @@
           <w:bCs/>
           <w:sz w:val="20"/>
           <w:szCs w:val="20"/>
-          <w:lang w:val="en-US"/>
         </w:rPr>
         <w:t>)</w:t>
       </w:r>
@@ -2995,9 +3238,19 @@
           <w:bCs/>
           <w:sz w:val="20"/>
           <w:szCs w:val="20"/>
-          <w:lang w:val="en-US"/>
-        </w:rPr>
-        <w:t xml:space="preserve">    int syncAttempts = 0;</w:t>
+        </w:rPr>
+        <w:t xml:space="preserve">    </w:t>
+      </w:r>
+      <w:r>
+        <w:rPr>
+          <w:rFonts w:ascii="Consolas" w:hAnsi="Consolas"/>
+          <w:b w:val="0"/>
+          <w:bCs/>
+          <w:sz w:val="20"/>
+          <w:szCs w:val="20"/>
+          <w:lang w:val="en-US"/>
+        </w:rPr>
+        <w:t>int syncAttempts = 0;</w:t>
       </w:r>
     </w:p>
     <w:p>
@@ -3310,6 +3563,7 @@
           <w:bCs/>
           <w:sz w:val="20"/>
           <w:szCs w:val="20"/>
+          <w:lang w:val="en-US"/>
         </w:rPr>
       </w:pPr>
     </w:p>
@@ -3320,6 +3574,7 @@
           <w:rFonts w:ascii="Consolas" w:hAnsi="Consolas"/>
           <w:sz w:val="28"/>
           <w:szCs w:val="28"/>
+          <w:lang w:val="en-US"/>
         </w:rPr>
       </w:pPr>
       <w:r>
@@ -3328,16 +3583,60 @@
           <w:sz w:val="28"/>
           <w:szCs w:val="28"/>
         </w:rPr>
-        <w:t xml:space="preserve">Блок-схема алгоритма: </w:t>
-      </w:r>
-    </w:p>
-    <w:p>
-      <w:pPr>
-        <w:pStyle w:val="11"/>
+        <w:t>Блок</w:t>
+      </w:r>
+      <w:r>
         <w:rPr>
           <w:rFonts w:ascii="Consolas" w:hAnsi="Consolas"/>
           <w:sz w:val="28"/>
           <w:szCs w:val="28"/>
+          <w:lang w:val="en-US"/>
+        </w:rPr>
+        <w:t>-</w:t>
+      </w:r>
+      <w:r>
+        <w:rPr>
+          <w:rFonts w:ascii="Consolas" w:hAnsi="Consolas"/>
+          <w:sz w:val="28"/>
+          <w:szCs w:val="28"/>
+        </w:rPr>
+        <w:t>схема</w:t>
+      </w:r>
+      <w:r>
+        <w:rPr>
+          <w:rFonts w:ascii="Consolas" w:hAnsi="Consolas"/>
+          <w:sz w:val="28"/>
+          <w:szCs w:val="28"/>
+          <w:lang w:val="en-US"/>
+        </w:rPr>
+        <w:t xml:space="preserve"> </w:t>
+      </w:r>
+      <w:r>
+        <w:rPr>
+          <w:rFonts w:ascii="Consolas" w:hAnsi="Consolas"/>
+          <w:sz w:val="28"/>
+          <w:szCs w:val="28"/>
+        </w:rPr>
+        <w:t>алгоритма</w:t>
+      </w:r>
+      <w:r>
+        <w:rPr>
+          <w:rFonts w:ascii="Consolas" w:hAnsi="Consolas"/>
+          <w:sz w:val="28"/>
+          <w:szCs w:val="28"/>
+          <w:lang w:val="en-US"/>
+        </w:rPr>
+        <w:t xml:space="preserve">: </w:t>
+      </w:r>
+    </w:p>
+    <w:p>
+      <w:pPr>
+        <w:pStyle w:val="11"/>
+        <w:rPr>
+          <w:rFonts w:ascii="Consolas" w:hAnsi="Consolas"/>
+          <w:sz w:val="28"/>
+          <w:szCs w:val="28"/>
+          <w:lang w:val="en-US"/>
         </w:rPr>
       </w:pPr>
     </w:p>
@@ -3354,6 +3653,7 @@
       <w:r>
         <w:rPr>
           <w:rFonts w:ascii="Consolas" w:hAnsi="Consolas"/>
+          <w:noProof/>
           <w:color w:val="FF0000"/>
           <w:sz w:val="28"/>
           <w:szCs w:val="28"/>
@@ -3492,6 +3792,7 @@
       <w:tblPr>
         <w:tblStyle w:val="ad"/>
         <w:tblW w:w="0" w:type="auto"/>
+        <w:tblLayout w:type="fixed"/>
         <w:tblCellMar>
           <w:top w:w="15" w:type="dxa"/>
           <w:left w:w="15" w:type="dxa"/>
@@ -3501,27 +3802,27 @@
         <w:tblLook w:val="04A0" w:firstRow="1" w:lastRow="0" w:firstColumn="1" w:lastColumn="0" w:noHBand="0" w:noVBand="1"/>
       </w:tblPr>
       <w:tblGrid>
-        <w:gridCol w:w="1745"/>
-        <w:gridCol w:w="426"/>
-        <w:gridCol w:w="471"/>
-        <w:gridCol w:w="484"/>
-        <w:gridCol w:w="432"/>
-        <w:gridCol w:w="525"/>
-        <w:gridCol w:w="525"/>
-        <w:gridCol w:w="432"/>
-        <w:gridCol w:w="525"/>
-        <w:gridCol w:w="624"/>
-        <w:gridCol w:w="525"/>
-        <w:gridCol w:w="525"/>
-        <w:gridCol w:w="525"/>
-        <w:gridCol w:w="525"/>
-        <w:gridCol w:w="525"/>
-        <w:gridCol w:w="525"/>
+        <w:gridCol w:w="1552"/>
+        <w:gridCol w:w="708"/>
+        <w:gridCol w:w="606"/>
+        <w:gridCol w:w="389"/>
+        <w:gridCol w:w="656"/>
+        <w:gridCol w:w="567"/>
+        <w:gridCol w:w="567"/>
+        <w:gridCol w:w="388"/>
+        <w:gridCol w:w="371"/>
+        <w:gridCol w:w="567"/>
+        <w:gridCol w:w="583"/>
+        <w:gridCol w:w="477"/>
+        <w:gridCol w:w="477"/>
+        <w:gridCol w:w="477"/>
+        <w:gridCol w:w="477"/>
+        <w:gridCol w:w="477"/>
       </w:tblGrid>
       <w:tr>
         <w:tc>
           <w:tcPr>
-            <w:tcW w:w="1910" w:type="dxa"/>
+            <w:tcW w:w="1552" w:type="dxa"/>
             <w:vMerge w:val="restart"/>
             <w:tcBorders>
               <w:top w:val="outset" w:sz="6" w:space="0" w:color="auto"/>
@@ -3579,7 +3880,7 @@
         </w:tc>
         <w:tc>
           <w:tcPr>
-            <w:tcW w:w="6698" w:type="dxa"/>
+            <w:tcW w:w="6833" w:type="dxa"/>
             <w:gridSpan w:val="13"/>
             <w:tcBorders>
               <w:top w:val="outset" w:sz="6" w:space="0" w:color="auto"/>
@@ -3614,7 +3915,7 @@
         </w:tc>
         <w:tc>
           <w:tcPr>
-            <w:tcW w:w="383" w:type="dxa"/>
+            <w:tcW w:w="477" w:type="dxa"/>
             <w:tcBorders>
               <w:top w:val="outset" w:sz="6" w:space="0" w:color="auto"/>
               <w:left w:val="outset" w:sz="6" w:space="0" w:color="auto"/>
@@ -3637,7 +3938,7 @@
         </w:tc>
         <w:tc>
           <w:tcPr>
-            <w:tcW w:w="348" w:type="dxa"/>
+            <w:tcW w:w="477" w:type="dxa"/>
             <w:tcBorders>
               <w:top w:val="outset" w:sz="6" w:space="0" w:color="auto"/>
               <w:left w:val="outset" w:sz="6" w:space="0" w:color="auto"/>
@@ -3662,7 +3963,7 @@
       <w:tr>
         <w:tc>
           <w:tcPr>
-            <w:tcW w:w="1910" w:type="dxa"/>
+            <w:tcW w:w="1552" w:type="dxa"/>
             <w:vMerge/>
             <w:tcBorders>
               <w:top w:val="outset" w:sz="6" w:space="0" w:color="auto"/>
@@ -3688,7 +3989,7 @@
         </w:tc>
         <w:tc>
           <w:tcPr>
-            <w:tcW w:w="426" w:type="dxa"/>
+            <w:tcW w:w="708" w:type="dxa"/>
             <w:tcBorders>
               <w:top w:val="nil"/>
               <w:left w:val="outset" w:sz="6" w:space="0" w:color="auto"/>
@@ -3701,20 +4002,19 @@
           <w:p>
             <w:pPr>
               <w:pStyle w:val="11"/>
-              <w:rPr>
-                <w:rFonts w:ascii="Consolas" w:hAnsi="Consolas"/>
-                <w:b w:val="0"/>
-                <w:color w:val="FF0000"/>
-                <w:sz w:val="18"/>
-                <w:szCs w:val="18"/>
-                <w:lang w:val="ru-BY"/>
-              </w:rPr>
-            </w:pPr>
-            <w:r>
-              <w:rPr>
-                <w:rFonts w:ascii="Consolas" w:hAnsi="Consolas"/>
-                <w:b w:val="0"/>
-                <w:color w:val="FF0000"/>
+              <w:jc w:val="center"/>
+              <w:rPr>
+                <w:rFonts w:ascii="Consolas" w:hAnsi="Consolas"/>
+                <w:b w:val="0"/>
+                <w:sz w:val="18"/>
+                <w:szCs w:val="18"/>
+                <w:lang w:val="ru-BY"/>
+              </w:rPr>
+            </w:pPr>
+            <w:r>
+              <w:rPr>
+                <w:rFonts w:ascii="Consolas" w:hAnsi="Consolas"/>
+                <w:b w:val="0"/>
                 <w:sz w:val="18"/>
                 <w:szCs w:val="18"/>
                 <w:lang w:val="ru-BY"/>
@@ -3725,7 +4025,7 @@
         </w:tc>
         <w:tc>
           <w:tcPr>
-            <w:tcW w:w="701" w:type="dxa"/>
+            <w:tcW w:w="606" w:type="dxa"/>
             <w:tcBorders>
               <w:top w:val="outset" w:sz="6" w:space="0" w:color="auto"/>
               <w:left w:val="outset" w:sz="6" w:space="0" w:color="auto"/>
@@ -3738,20 +4038,19 @@
           <w:p>
             <w:pPr>
               <w:pStyle w:val="11"/>
-              <w:rPr>
-                <w:rFonts w:ascii="Consolas" w:hAnsi="Consolas"/>
-                <w:b w:val="0"/>
-                <w:color w:val="FF0000"/>
-                <w:sz w:val="18"/>
-                <w:szCs w:val="18"/>
-                <w:lang w:val="ru-BY"/>
-              </w:rPr>
-            </w:pPr>
-            <w:r>
-              <w:rPr>
-                <w:rFonts w:ascii="Consolas" w:hAnsi="Consolas"/>
-                <w:b w:val="0"/>
-                <w:color w:val="FF0000"/>
+              <w:jc w:val="center"/>
+              <w:rPr>
+                <w:rFonts w:ascii="Consolas" w:hAnsi="Consolas"/>
+                <w:b w:val="0"/>
+                <w:sz w:val="18"/>
+                <w:szCs w:val="18"/>
+                <w:lang w:val="ru-BY"/>
+              </w:rPr>
+            </w:pPr>
+            <w:r>
+              <w:rPr>
+                <w:rFonts w:ascii="Consolas" w:hAnsi="Consolas"/>
+                <w:b w:val="0"/>
                 <w:sz w:val="18"/>
                 <w:szCs w:val="18"/>
                 <w:lang w:val="ru-BY"/>
@@ -3762,7 +4061,7 @@
         </w:tc>
         <w:tc>
           <w:tcPr>
-            <w:tcW w:w="780" w:type="dxa"/>
+            <w:tcW w:w="389" w:type="dxa"/>
             <w:tcBorders>
               <w:top w:val="outset" w:sz="6" w:space="0" w:color="auto"/>
               <w:left w:val="outset" w:sz="6" w:space="0" w:color="auto"/>
@@ -3775,6 +4074,7 @@
           <w:p>
             <w:pPr>
               <w:pStyle w:val="11"/>
+              <w:jc w:val="center"/>
               <w:rPr>
                 <w:rFonts w:ascii="Consolas" w:hAnsi="Consolas"/>
                 <w:b w:val="0"/>
@@ -3797,7 +4097,7 @@
         </w:tc>
         <w:tc>
           <w:tcPr>
-            <w:tcW w:w="465" w:type="dxa"/>
+            <w:tcW w:w="656" w:type="dxa"/>
             <w:tcBorders>
               <w:top w:val="outset" w:sz="6" w:space="0" w:color="auto"/>
               <w:left w:val="outset" w:sz="6" w:space="0" w:color="auto"/>
@@ -3810,6 +4110,7 @@
           <w:p>
             <w:pPr>
               <w:pStyle w:val="11"/>
+              <w:jc w:val="center"/>
               <w:rPr>
                 <w:rFonts w:ascii="Consolas" w:hAnsi="Consolas"/>
                 <w:b w:val="0"/>
@@ -3832,7 +4133,7 @@
         </w:tc>
         <w:tc>
           <w:tcPr>
-            <w:tcW w:w="525" w:type="dxa"/>
+            <w:tcW w:w="567" w:type="dxa"/>
             <w:tcBorders>
               <w:top w:val="outset" w:sz="6" w:space="0" w:color="auto"/>
               <w:left w:val="outset" w:sz="6" w:space="0" w:color="auto"/>
@@ -3845,39 +4146,30 @@
           <w:p>
             <w:pPr>
               <w:pStyle w:val="11"/>
-              <w:rPr>
-                <w:rFonts w:ascii="Consolas" w:hAnsi="Consolas"/>
-                <w:b w:val="0"/>
-                <w:sz w:val="18"/>
-                <w:szCs w:val="18"/>
-                <w:lang w:val="ru-BY"/>
-              </w:rPr>
-            </w:pPr>
-            <w:r>
-              <w:rPr>
-                <w:rFonts w:ascii="Consolas" w:hAnsi="Consolas"/>
-                <w:b w:val="0"/>
-                <w:sz w:val="18"/>
-                <w:szCs w:val="18"/>
-                <w:lang w:val="ru-BY"/>
-              </w:rPr>
-              <w:t>1</w:t>
-            </w:r>
-            <w:r>
-              <w:rPr>
-                <w:rFonts w:ascii="Consolas" w:hAnsi="Consolas"/>
-                <w:b w:val="0"/>
-                <w:sz w:val="18"/>
-                <w:szCs w:val="18"/>
-                <w:lang w:val="ru-BY"/>
-              </w:rPr>
-              <w:t>3</w:t>
-            </w:r>
-          </w:p>
-        </w:tc>
-        <w:tc>
-          <w:tcPr>
-            <w:tcW w:w="525" w:type="dxa"/>
+              <w:jc w:val="center"/>
+              <w:rPr>
+                <w:rFonts w:ascii="Consolas" w:hAnsi="Consolas"/>
+                <w:b w:val="0"/>
+                <w:sz w:val="18"/>
+                <w:szCs w:val="18"/>
+                <w:lang w:val="ru-BY"/>
+              </w:rPr>
+            </w:pPr>
+            <w:r>
+              <w:rPr>
+                <w:rFonts w:ascii="Consolas" w:hAnsi="Consolas"/>
+                <w:b w:val="0"/>
+                <w:sz w:val="18"/>
+                <w:szCs w:val="18"/>
+                <w:lang w:val="ru-BY"/>
+              </w:rPr>
+              <w:t>13</w:t>
+            </w:r>
+          </w:p>
+        </w:tc>
+        <w:tc>
+          <w:tcPr>
+            <w:tcW w:w="567" w:type="dxa"/>
             <w:tcBorders>
               <w:top w:val="outset" w:sz="6" w:space="0" w:color="auto"/>
               <w:left w:val="outset" w:sz="6" w:space="0" w:color="auto"/>
@@ -3890,39 +4182,30 @@
           <w:p>
             <w:pPr>
               <w:pStyle w:val="11"/>
-              <w:rPr>
-                <w:rFonts w:ascii="Consolas" w:hAnsi="Consolas"/>
-                <w:b w:val="0"/>
-                <w:sz w:val="18"/>
-                <w:szCs w:val="18"/>
-                <w:lang w:val="ru-BY"/>
-              </w:rPr>
-            </w:pPr>
-            <w:r>
-              <w:rPr>
-                <w:rFonts w:ascii="Consolas" w:hAnsi="Consolas"/>
-                <w:b w:val="0"/>
-                <w:sz w:val="18"/>
-                <w:szCs w:val="18"/>
-                <w:lang w:val="ru-BY"/>
-              </w:rPr>
-              <w:t>1</w:t>
-            </w:r>
-            <w:r>
-              <w:rPr>
-                <w:rFonts w:ascii="Consolas" w:hAnsi="Consolas"/>
-                <w:b w:val="0"/>
-                <w:sz w:val="18"/>
-                <w:szCs w:val="18"/>
-                <w:lang w:val="ru-BY"/>
-              </w:rPr>
-              <w:t>4</w:t>
-            </w:r>
-          </w:p>
-        </w:tc>
-        <w:tc>
-          <w:tcPr>
-            <w:tcW w:w="465" w:type="dxa"/>
+              <w:jc w:val="center"/>
+              <w:rPr>
+                <w:rFonts w:ascii="Consolas" w:hAnsi="Consolas"/>
+                <w:b w:val="0"/>
+                <w:sz w:val="18"/>
+                <w:szCs w:val="18"/>
+                <w:lang w:val="ru-BY"/>
+              </w:rPr>
+            </w:pPr>
+            <w:r>
+              <w:rPr>
+                <w:rFonts w:ascii="Consolas" w:hAnsi="Consolas"/>
+                <w:b w:val="0"/>
+                <w:sz w:val="18"/>
+                <w:szCs w:val="18"/>
+                <w:lang w:val="ru-BY"/>
+              </w:rPr>
+              <w:t>14</w:t>
+            </w:r>
+          </w:p>
+        </w:tc>
+        <w:tc>
+          <w:tcPr>
+            <w:tcW w:w="388" w:type="dxa"/>
             <w:tcBorders>
               <w:top w:val="outset" w:sz="6" w:space="0" w:color="auto"/>
               <w:left w:val="outset" w:sz="6" w:space="0" w:color="auto"/>
@@ -3935,6 +4218,7 @@
           <w:p>
             <w:pPr>
               <w:pStyle w:val="11"/>
+              <w:jc w:val="center"/>
               <w:rPr>
                 <w:rFonts w:ascii="Consolas" w:hAnsi="Consolas"/>
                 <w:b w:val="0"/>
@@ -3957,7 +4241,7 @@
         </w:tc>
         <w:tc>
           <w:tcPr>
-            <w:tcW w:w="525" w:type="dxa"/>
+            <w:tcW w:w="371" w:type="dxa"/>
             <w:tcBorders>
               <w:top w:val="outset" w:sz="6" w:space="0" w:color="auto"/>
               <w:left w:val="outset" w:sz="6" w:space="0" w:color="auto"/>
@@ -3970,39 +4254,30 @@
           <w:p>
             <w:pPr>
               <w:pStyle w:val="11"/>
-              <w:rPr>
-                <w:rFonts w:ascii="Consolas" w:hAnsi="Consolas"/>
-                <w:b w:val="0"/>
-                <w:sz w:val="18"/>
-                <w:szCs w:val="18"/>
-                <w:lang w:val="ru-BY"/>
-              </w:rPr>
-            </w:pPr>
-            <w:r>
-              <w:rPr>
-                <w:rFonts w:ascii="Consolas" w:hAnsi="Consolas"/>
-                <w:b w:val="0"/>
-                <w:sz w:val="18"/>
-                <w:szCs w:val="18"/>
-                <w:lang w:val="ru-BY"/>
-              </w:rPr>
-              <w:t>2</w:t>
-            </w:r>
-            <w:r>
-              <w:rPr>
-                <w:rFonts w:ascii="Consolas" w:hAnsi="Consolas"/>
-                <w:b w:val="0"/>
-                <w:sz w:val="18"/>
-                <w:szCs w:val="18"/>
-                <w:lang w:val="ru-BY"/>
-              </w:rPr>
-              <w:t>1</w:t>
-            </w:r>
-          </w:p>
-        </w:tc>
-        <w:tc>
-          <w:tcPr>
-            <w:tcW w:w="624" w:type="dxa"/>
+              <w:jc w:val="center"/>
+              <w:rPr>
+                <w:rFonts w:ascii="Consolas" w:hAnsi="Consolas"/>
+                <w:b w:val="0"/>
+                <w:sz w:val="18"/>
+                <w:szCs w:val="18"/>
+                <w:lang w:val="ru-BY"/>
+              </w:rPr>
+            </w:pPr>
+            <w:r>
+              <w:rPr>
+                <w:rFonts w:ascii="Consolas" w:hAnsi="Consolas"/>
+                <w:b w:val="0"/>
+                <w:sz w:val="18"/>
+                <w:szCs w:val="18"/>
+                <w:lang w:val="ru-BY"/>
+              </w:rPr>
+              <w:t>21</w:t>
+            </w:r>
+          </w:p>
+        </w:tc>
+        <w:tc>
+          <w:tcPr>
+            <w:tcW w:w="567" w:type="dxa"/>
             <w:tcBorders>
               <w:top w:val="outset" w:sz="6" w:space="0" w:color="auto"/>
               <w:left w:val="outset" w:sz="6" w:space="0" w:color="auto"/>
@@ -4015,39 +4290,30 @@
           <w:p>
             <w:pPr>
               <w:pStyle w:val="11"/>
-              <w:rPr>
-                <w:rFonts w:ascii="Consolas" w:hAnsi="Consolas"/>
-                <w:b w:val="0"/>
-                <w:sz w:val="18"/>
-                <w:szCs w:val="18"/>
-                <w:lang w:val="ru-BY"/>
-              </w:rPr>
-            </w:pPr>
-            <w:r>
-              <w:rPr>
-                <w:rFonts w:ascii="Consolas" w:hAnsi="Consolas"/>
-                <w:b w:val="0"/>
-                <w:sz w:val="18"/>
-                <w:szCs w:val="18"/>
-                <w:lang w:val="ru-BY"/>
-              </w:rPr>
-              <w:t>2</w:t>
-            </w:r>
-            <w:r>
-              <w:rPr>
-                <w:rFonts w:ascii="Consolas" w:hAnsi="Consolas"/>
-                <w:b w:val="0"/>
-                <w:sz w:val="18"/>
-                <w:szCs w:val="18"/>
-                <w:lang w:val="ru-BY"/>
-              </w:rPr>
-              <w:t>2</w:t>
-            </w:r>
-          </w:p>
-        </w:tc>
-        <w:tc>
-          <w:tcPr>
-            <w:tcW w:w="481" w:type="dxa"/>
+              <w:jc w:val="center"/>
+              <w:rPr>
+                <w:rFonts w:ascii="Consolas" w:hAnsi="Consolas"/>
+                <w:b w:val="0"/>
+                <w:sz w:val="18"/>
+                <w:szCs w:val="18"/>
+                <w:lang w:val="ru-BY"/>
+              </w:rPr>
+            </w:pPr>
+            <w:r>
+              <w:rPr>
+                <w:rFonts w:ascii="Consolas" w:hAnsi="Consolas"/>
+                <w:b w:val="0"/>
+                <w:sz w:val="18"/>
+                <w:szCs w:val="18"/>
+                <w:lang w:val="ru-BY"/>
+              </w:rPr>
+              <w:t>22</w:t>
+            </w:r>
+          </w:p>
+        </w:tc>
+        <w:tc>
+          <w:tcPr>
+            <w:tcW w:w="583" w:type="dxa"/>
             <w:tcBorders>
               <w:top w:val="outset" w:sz="6" w:space="0" w:color="auto"/>
               <w:left w:val="outset" w:sz="6" w:space="0" w:color="auto"/>
@@ -4060,39 +4326,30 @@
           <w:p>
             <w:pPr>
               <w:pStyle w:val="11"/>
-              <w:rPr>
-                <w:rFonts w:ascii="Consolas" w:hAnsi="Consolas"/>
-                <w:b w:val="0"/>
-                <w:sz w:val="18"/>
-                <w:szCs w:val="18"/>
-                <w:lang w:val="ru-BY"/>
-              </w:rPr>
-            </w:pPr>
-            <w:r>
-              <w:rPr>
-                <w:rFonts w:ascii="Consolas" w:hAnsi="Consolas"/>
-                <w:b w:val="0"/>
-                <w:sz w:val="18"/>
-                <w:szCs w:val="18"/>
-                <w:lang w:val="ru-BY"/>
-              </w:rPr>
-              <w:t>2</w:t>
-            </w:r>
-            <w:r>
-              <w:rPr>
-                <w:rFonts w:ascii="Consolas" w:hAnsi="Consolas"/>
-                <w:b w:val="0"/>
-                <w:sz w:val="18"/>
-                <w:szCs w:val="18"/>
-                <w:lang w:val="ru-BY"/>
-              </w:rPr>
-              <w:t>4</w:t>
-            </w:r>
-          </w:p>
-        </w:tc>
-        <w:tc>
-          <w:tcPr>
-            <w:tcW w:w="524" w:type="dxa"/>
+              <w:jc w:val="center"/>
+              <w:rPr>
+                <w:rFonts w:ascii="Consolas" w:hAnsi="Consolas"/>
+                <w:b w:val="0"/>
+                <w:sz w:val="18"/>
+                <w:szCs w:val="18"/>
+                <w:lang w:val="ru-BY"/>
+              </w:rPr>
+            </w:pPr>
+            <w:r>
+              <w:rPr>
+                <w:rFonts w:ascii="Consolas" w:hAnsi="Consolas"/>
+                <w:b w:val="0"/>
+                <w:sz w:val="18"/>
+                <w:szCs w:val="18"/>
+                <w:lang w:val="ru-BY"/>
+              </w:rPr>
+              <w:t>24</w:t>
+            </w:r>
+          </w:p>
+        </w:tc>
+        <w:tc>
+          <w:tcPr>
+            <w:tcW w:w="477" w:type="dxa"/>
             <w:tcBorders>
               <w:top w:val="outset" w:sz="6" w:space="0" w:color="auto"/>
               <w:left w:val="outset" w:sz="6" w:space="0" w:color="auto"/>
@@ -4105,39 +4362,30 @@
           <w:p>
             <w:pPr>
               <w:pStyle w:val="11"/>
-              <w:rPr>
-                <w:rFonts w:ascii="Consolas" w:hAnsi="Consolas"/>
-                <w:b w:val="0"/>
-                <w:sz w:val="18"/>
-                <w:szCs w:val="18"/>
-                <w:lang w:val="ru-BY"/>
-              </w:rPr>
-            </w:pPr>
-            <w:r>
-              <w:rPr>
-                <w:rFonts w:ascii="Consolas" w:hAnsi="Consolas"/>
-                <w:b w:val="0"/>
-                <w:sz w:val="18"/>
-                <w:szCs w:val="18"/>
-                <w:lang w:val="ru-BY"/>
-              </w:rPr>
-              <w:t>2</w:t>
-            </w:r>
-            <w:r>
-              <w:rPr>
-                <w:rFonts w:ascii="Consolas" w:hAnsi="Consolas"/>
-                <w:b w:val="0"/>
-                <w:sz w:val="18"/>
-                <w:szCs w:val="18"/>
-                <w:lang w:val="ru-BY"/>
-              </w:rPr>
-              <w:t>5</w:t>
-            </w:r>
-          </w:p>
-        </w:tc>
-        <w:tc>
-          <w:tcPr>
-            <w:tcW w:w="274" w:type="dxa"/>
+              <w:jc w:val="center"/>
+              <w:rPr>
+                <w:rFonts w:ascii="Consolas" w:hAnsi="Consolas"/>
+                <w:b w:val="0"/>
+                <w:sz w:val="18"/>
+                <w:szCs w:val="18"/>
+                <w:lang w:val="ru-BY"/>
+              </w:rPr>
+            </w:pPr>
+            <w:r>
+              <w:rPr>
+                <w:rFonts w:ascii="Consolas" w:hAnsi="Consolas"/>
+                <w:b w:val="0"/>
+                <w:sz w:val="18"/>
+                <w:szCs w:val="18"/>
+                <w:lang w:val="ru-BY"/>
+              </w:rPr>
+              <w:t>25</w:t>
+            </w:r>
+          </w:p>
+        </w:tc>
+        <w:tc>
+          <w:tcPr>
+            <w:tcW w:w="477" w:type="dxa"/>
             <w:tcBorders>
               <w:top w:val="outset" w:sz="6" w:space="0" w:color="auto"/>
               <w:left w:val="outset" w:sz="6" w:space="0" w:color="auto"/>
@@ -4149,6 +4397,7 @@
           <w:p>
             <w:pPr>
               <w:pStyle w:val="11"/>
+              <w:jc w:val="center"/>
               <w:rPr>
                 <w:rFonts w:ascii="Consolas" w:hAnsi="Consolas"/>
                 <w:b w:val="0"/>
@@ -4171,7 +4420,7 @@
         </w:tc>
         <w:tc>
           <w:tcPr>
-            <w:tcW w:w="383" w:type="dxa"/>
+            <w:tcW w:w="477" w:type="dxa"/>
             <w:tcBorders>
               <w:top w:val="outset" w:sz="6" w:space="0" w:color="auto"/>
               <w:left w:val="outset" w:sz="6" w:space="0" w:color="auto"/>
@@ -4183,6 +4432,7 @@
           <w:p>
             <w:pPr>
               <w:pStyle w:val="11"/>
+              <w:jc w:val="center"/>
               <w:rPr>
                 <w:rFonts w:ascii="Consolas" w:hAnsi="Consolas"/>
                 <w:b w:val="0"/>
@@ -4205,7 +4455,7 @@
         </w:tc>
         <w:tc>
           <w:tcPr>
-            <w:tcW w:w="383" w:type="dxa"/>
+            <w:tcW w:w="477" w:type="dxa"/>
             <w:tcBorders>
               <w:top w:val="outset" w:sz="6" w:space="0" w:color="auto"/>
               <w:left w:val="outset" w:sz="6" w:space="0" w:color="auto"/>
@@ -4216,6 +4466,7 @@
           <w:p>
             <w:pPr>
               <w:pStyle w:val="11"/>
+              <w:jc w:val="center"/>
               <w:rPr>
                 <w:rFonts w:ascii="Consolas" w:hAnsi="Consolas"/>
                 <w:b w:val="0"/>
@@ -4238,7 +4489,7 @@
         </w:tc>
         <w:tc>
           <w:tcPr>
-            <w:tcW w:w="348" w:type="dxa"/>
+            <w:tcW w:w="477" w:type="dxa"/>
             <w:tcBorders>
               <w:top w:val="outset" w:sz="6" w:space="0" w:color="auto"/>
               <w:left w:val="outset" w:sz="6" w:space="0" w:color="auto"/>
@@ -4249,6 +4500,7 @@
           <w:p>
             <w:pPr>
               <w:pStyle w:val="11"/>
+              <w:jc w:val="center"/>
               <w:rPr>
                 <w:rFonts w:ascii="Consolas" w:hAnsi="Consolas"/>
                 <w:b w:val="0"/>
@@ -4273,7 +4525,7 @@
       <w:tr>
         <w:tc>
           <w:tcPr>
-            <w:tcW w:w="1910" w:type="dxa"/>
+            <w:tcW w:w="1552" w:type="dxa"/>
             <w:tcBorders>
               <w:top w:val="nil"/>
               <w:left w:val="outset" w:sz="6" w:space="0" w:color="auto"/>
@@ -4307,18 +4559,19 @@
         </w:tc>
         <w:tc>
           <w:tcPr>
-            <w:tcW w:w="426" w:type="dxa"/>
-            <w:tcBorders>
-              <w:top w:val="nil"/>
-              <w:left w:val="outset" w:sz="6" w:space="0" w:color="auto"/>
-              <w:bottom w:val="outset" w:sz="6" w:space="0" w:color="auto"/>
-              <w:right w:val="outset" w:sz="6" w:space="0" w:color="auto"/>
-            </w:tcBorders>
-            <w:vAlign w:val="center"/>
-          </w:tcPr>
-          <w:p>
-            <w:pPr>
-              <w:pStyle w:val="11"/>
+            <w:tcW w:w="708" w:type="dxa"/>
+            <w:tcBorders>
+              <w:top w:val="nil"/>
+              <w:left w:val="outset" w:sz="6" w:space="0" w:color="auto"/>
+              <w:bottom w:val="outset" w:sz="6" w:space="0" w:color="auto"/>
+              <w:right w:val="outset" w:sz="6" w:space="0" w:color="auto"/>
+            </w:tcBorders>
+            <w:vAlign w:val="center"/>
+          </w:tcPr>
+          <w:p>
+            <w:pPr>
+              <w:pStyle w:val="11"/>
+              <w:jc w:val="center"/>
               <w:rPr>
                 <w:rFonts w:ascii="Consolas" w:hAnsi="Consolas"/>
                 <w:b w:val="0"/>
@@ -4341,18 +4594,19 @@
         </w:tc>
         <w:tc>
           <w:tcPr>
-            <w:tcW w:w="701" w:type="dxa"/>
-            <w:tcBorders>
-              <w:top w:val="nil"/>
-              <w:left w:val="outset" w:sz="6" w:space="0" w:color="auto"/>
-              <w:bottom w:val="outset" w:sz="6" w:space="0" w:color="auto"/>
-              <w:right w:val="outset" w:sz="6" w:space="0" w:color="auto"/>
-            </w:tcBorders>
-            <w:vAlign w:val="center"/>
-          </w:tcPr>
-          <w:p>
-            <w:pPr>
-              <w:pStyle w:val="11"/>
+            <w:tcW w:w="606" w:type="dxa"/>
+            <w:tcBorders>
+              <w:top w:val="nil"/>
+              <w:left w:val="outset" w:sz="6" w:space="0" w:color="auto"/>
+              <w:bottom w:val="outset" w:sz="6" w:space="0" w:color="auto"/>
+              <w:right w:val="outset" w:sz="6" w:space="0" w:color="auto"/>
+            </w:tcBorders>
+            <w:vAlign w:val="center"/>
+          </w:tcPr>
+          <w:p>
+            <w:pPr>
+              <w:pStyle w:val="11"/>
+              <w:jc w:val="center"/>
               <w:rPr>
                 <w:rFonts w:ascii="Consolas" w:hAnsi="Consolas"/>
                 <w:b w:val="0"/>
@@ -4375,52 +4629,74 @@
         </w:tc>
         <w:tc>
           <w:tcPr>
-            <w:tcW w:w="780" w:type="dxa"/>
-            <w:tcBorders>
-              <w:top w:val="nil"/>
-              <w:left w:val="outset" w:sz="6" w:space="0" w:color="auto"/>
-              <w:bottom w:val="outset" w:sz="6" w:space="0" w:color="auto"/>
-              <w:right w:val="outset" w:sz="6" w:space="0" w:color="auto"/>
-            </w:tcBorders>
-            <w:vAlign w:val="center"/>
-          </w:tcPr>
-          <w:p>
-            <w:pPr>
-              <w:pStyle w:val="11"/>
-              <w:rPr>
-                <w:rFonts w:ascii="Consolas" w:hAnsi="Consolas"/>
-                <w:b w:val="0"/>
-                <w:sz w:val="18"/>
-                <w:szCs w:val="18"/>
-                <w:lang w:val="ru-BY"/>
-              </w:rPr>
-            </w:pPr>
-            <w:r>
-              <w:rPr>
-                <w:rFonts w:ascii="Consolas" w:hAnsi="Consolas"/>
-                <w:b w:val="0"/>
-                <w:sz w:val="18"/>
-                <w:szCs w:val="18"/>
-                <w:lang w:val="ru-BY"/>
-              </w:rPr>
-              <w:t>9,18</w:t>
-            </w:r>
-          </w:p>
-        </w:tc>
-        <w:tc>
-          <w:tcPr>
-            <w:tcW w:w="465" w:type="dxa"/>
-            <w:tcBorders>
-              <w:top w:val="nil"/>
-              <w:left w:val="outset" w:sz="6" w:space="0" w:color="auto"/>
-              <w:bottom w:val="outset" w:sz="6" w:space="0" w:color="auto"/>
-              <w:right w:val="outset" w:sz="6" w:space="0" w:color="auto"/>
-            </w:tcBorders>
-            <w:vAlign w:val="center"/>
-          </w:tcPr>
-          <w:p>
-            <w:pPr>
-              <w:pStyle w:val="11"/>
+            <w:tcW w:w="389" w:type="dxa"/>
+            <w:tcBorders>
+              <w:top w:val="nil"/>
+              <w:left w:val="outset" w:sz="6" w:space="0" w:color="auto"/>
+              <w:bottom w:val="outset" w:sz="6" w:space="0" w:color="auto"/>
+              <w:right w:val="outset" w:sz="6" w:space="0" w:color="auto"/>
+            </w:tcBorders>
+            <w:vAlign w:val="center"/>
+          </w:tcPr>
+          <w:p>
+            <w:pPr>
+              <w:pStyle w:val="11"/>
+              <w:jc w:val="center"/>
+              <w:rPr>
+                <w:rFonts w:ascii="Consolas" w:hAnsi="Consolas"/>
+                <w:b w:val="0"/>
+                <w:sz w:val="18"/>
+                <w:szCs w:val="18"/>
+                <w:lang w:val="ru-BY"/>
+              </w:rPr>
+            </w:pPr>
+            <w:r>
+              <w:rPr>
+                <w:rFonts w:ascii="Consolas" w:hAnsi="Consolas"/>
+                <w:b w:val="0"/>
+                <w:sz w:val="18"/>
+                <w:szCs w:val="18"/>
+                <w:lang w:val="ru-BY"/>
+              </w:rPr>
+              <w:t>9,</w:t>
+            </w:r>
+            <w:r>
+              <w:rPr>
+                <w:rFonts w:ascii="Consolas" w:hAnsi="Consolas"/>
+                <w:b w:val="0"/>
+                <w:sz w:val="18"/>
+                <w:szCs w:val="18"/>
+                <w:lang w:val="ru-BY"/>
+              </w:rPr>
+              <w:t xml:space="preserve"> </w:t>
+            </w:r>
+            <w:r>
+              <w:rPr>
+                <w:rFonts w:ascii="Consolas" w:hAnsi="Consolas"/>
+                <w:b w:val="0"/>
+                <w:sz w:val="18"/>
+                <w:szCs w:val="18"/>
+                <w:lang w:val="ru-BY"/>
+              </w:rPr>
+              <w:t>18</w:t>
+            </w:r>
+          </w:p>
+        </w:tc>
+        <w:tc>
+          <w:tcPr>
+            <w:tcW w:w="656" w:type="dxa"/>
+            <w:tcBorders>
+              <w:top w:val="nil"/>
+              <w:left w:val="outset" w:sz="6" w:space="0" w:color="auto"/>
+              <w:bottom w:val="outset" w:sz="6" w:space="0" w:color="auto"/>
+              <w:right w:val="outset" w:sz="6" w:space="0" w:color="auto"/>
+            </w:tcBorders>
+            <w:vAlign w:val="center"/>
+          </w:tcPr>
+          <w:p>
+            <w:pPr>
+              <w:pStyle w:val="11"/>
+              <w:jc w:val="center"/>
               <w:rPr>
                 <w:rFonts w:ascii="Consolas" w:hAnsi="Consolas"/>
                 <w:b w:val="0"/>
@@ -4443,18 +4719,19 @@
         </w:tc>
         <w:tc>
           <w:tcPr>
-            <w:tcW w:w="525" w:type="dxa"/>
-            <w:tcBorders>
-              <w:top w:val="nil"/>
-              <w:left w:val="outset" w:sz="6" w:space="0" w:color="auto"/>
-              <w:bottom w:val="outset" w:sz="6" w:space="0" w:color="auto"/>
-              <w:right w:val="outset" w:sz="6" w:space="0" w:color="auto"/>
-            </w:tcBorders>
-            <w:vAlign w:val="center"/>
-          </w:tcPr>
-          <w:p>
-            <w:pPr>
-              <w:pStyle w:val="11"/>
+            <w:tcW w:w="567" w:type="dxa"/>
+            <w:tcBorders>
+              <w:top w:val="nil"/>
+              <w:left w:val="outset" w:sz="6" w:space="0" w:color="auto"/>
+              <w:bottom w:val="outset" w:sz="6" w:space="0" w:color="auto"/>
+              <w:right w:val="outset" w:sz="6" w:space="0" w:color="auto"/>
+            </w:tcBorders>
+            <w:vAlign w:val="center"/>
+          </w:tcPr>
+          <w:p>
+            <w:pPr>
+              <w:pStyle w:val="11"/>
+              <w:jc w:val="center"/>
               <w:rPr>
                 <w:rFonts w:ascii="Consolas" w:hAnsi="Consolas"/>
                 <w:b w:val="0"/>
@@ -4477,18 +4754,19 @@
         </w:tc>
         <w:tc>
           <w:tcPr>
-            <w:tcW w:w="525" w:type="dxa"/>
-            <w:tcBorders>
-              <w:top w:val="nil"/>
-              <w:left w:val="outset" w:sz="6" w:space="0" w:color="auto"/>
-              <w:bottom w:val="outset" w:sz="6" w:space="0" w:color="auto"/>
-              <w:right w:val="outset" w:sz="6" w:space="0" w:color="auto"/>
-            </w:tcBorders>
-            <w:vAlign w:val="center"/>
-          </w:tcPr>
-          <w:p>
-            <w:pPr>
-              <w:pStyle w:val="11"/>
+            <w:tcW w:w="567" w:type="dxa"/>
+            <w:tcBorders>
+              <w:top w:val="nil"/>
+              <w:left w:val="outset" w:sz="6" w:space="0" w:color="auto"/>
+              <w:bottom w:val="outset" w:sz="6" w:space="0" w:color="auto"/>
+              <w:right w:val="outset" w:sz="6" w:space="0" w:color="auto"/>
+            </w:tcBorders>
+            <w:vAlign w:val="center"/>
+          </w:tcPr>
+          <w:p>
+            <w:pPr>
+              <w:pStyle w:val="11"/>
+              <w:jc w:val="center"/>
               <w:rPr>
                 <w:rFonts w:ascii="Consolas" w:hAnsi="Consolas"/>
                 <w:b w:val="0"/>
@@ -4511,18 +4789,19 @@
         </w:tc>
         <w:tc>
           <w:tcPr>
-            <w:tcW w:w="465" w:type="dxa"/>
-            <w:tcBorders>
-              <w:top w:val="nil"/>
-              <w:left w:val="outset" w:sz="6" w:space="0" w:color="auto"/>
-              <w:bottom w:val="outset" w:sz="6" w:space="0" w:color="auto"/>
-              <w:right w:val="outset" w:sz="6" w:space="0" w:color="auto"/>
-            </w:tcBorders>
-            <w:vAlign w:val="center"/>
-          </w:tcPr>
-          <w:p>
-            <w:pPr>
-              <w:pStyle w:val="11"/>
+            <w:tcW w:w="388" w:type="dxa"/>
+            <w:tcBorders>
+              <w:top w:val="nil"/>
+              <w:left w:val="outset" w:sz="6" w:space="0" w:color="auto"/>
+              <w:bottom w:val="outset" w:sz="6" w:space="0" w:color="auto"/>
+              <w:right w:val="outset" w:sz="6" w:space="0" w:color="auto"/>
+            </w:tcBorders>
+            <w:vAlign w:val="center"/>
+          </w:tcPr>
+          <w:p>
+            <w:pPr>
+              <w:pStyle w:val="11"/>
+              <w:jc w:val="center"/>
               <w:rPr>
                 <w:rFonts w:ascii="Consolas" w:hAnsi="Consolas"/>
                 <w:b w:val="0"/>
@@ -4545,271 +4824,419 @@
         </w:tc>
         <w:tc>
           <w:tcPr>
-            <w:tcW w:w="525" w:type="dxa"/>
-            <w:tcBorders>
-              <w:top w:val="nil"/>
-              <w:left w:val="outset" w:sz="6" w:space="0" w:color="auto"/>
-              <w:bottom w:val="outset" w:sz="6" w:space="0" w:color="auto"/>
-              <w:right w:val="outset" w:sz="6" w:space="0" w:color="auto"/>
-            </w:tcBorders>
-            <w:vAlign w:val="center"/>
-          </w:tcPr>
-          <w:p>
-            <w:pPr>
-              <w:pStyle w:val="11"/>
-              <w:rPr>
-                <w:rFonts w:ascii="Consolas" w:hAnsi="Consolas"/>
-                <w:b w:val="0"/>
-                <w:sz w:val="18"/>
-                <w:szCs w:val="18"/>
-                <w:lang w:val="ru-BY"/>
-              </w:rPr>
-            </w:pPr>
-            <w:r>
-              <w:rPr>
-                <w:rFonts w:ascii="Consolas" w:hAnsi="Consolas"/>
-                <w:b w:val="0"/>
-                <w:sz w:val="18"/>
-                <w:szCs w:val="18"/>
-                <w:lang w:val="ru-BY"/>
-              </w:rPr>
-              <w:t>22,30</w:t>
-            </w:r>
-          </w:p>
-        </w:tc>
-        <w:tc>
-          <w:tcPr>
-            <w:tcW w:w="624" w:type="dxa"/>
-            <w:tcBorders>
-              <w:top w:val="nil"/>
-              <w:left w:val="outset" w:sz="6" w:space="0" w:color="auto"/>
-              <w:bottom w:val="outset" w:sz="6" w:space="0" w:color="auto"/>
-              <w:right w:val="outset" w:sz="6" w:space="0" w:color="auto"/>
-            </w:tcBorders>
-            <w:vAlign w:val="center"/>
-          </w:tcPr>
-          <w:p>
-            <w:pPr>
-              <w:pStyle w:val="11"/>
-              <w:rPr>
-                <w:rFonts w:ascii="Consolas" w:hAnsi="Consolas"/>
-                <w:b w:val="0"/>
-                <w:sz w:val="18"/>
-                <w:szCs w:val="18"/>
-                <w:lang w:val="ru-BY"/>
-              </w:rPr>
-            </w:pPr>
-            <w:r>
-              <w:rPr>
-                <w:rFonts w:ascii="Consolas" w:hAnsi="Consolas"/>
-                <w:b w:val="0"/>
-                <w:sz w:val="18"/>
-                <w:szCs w:val="18"/>
-                <w:lang w:val="ru-BY"/>
-              </w:rPr>
-              <w:t>23,24,</w:t>
-            </w:r>
-          </w:p>
-        </w:tc>
-        <w:tc>
-          <w:tcPr>
-            <w:tcW w:w="481" w:type="dxa"/>
-            <w:tcBorders>
-              <w:top w:val="nil"/>
-              <w:left w:val="outset" w:sz="6" w:space="0" w:color="auto"/>
-              <w:bottom w:val="outset" w:sz="6" w:space="0" w:color="auto"/>
-              <w:right w:val="outset" w:sz="6" w:space="0" w:color="auto"/>
-            </w:tcBorders>
-            <w:vAlign w:val="center"/>
-          </w:tcPr>
-          <w:p>
-            <w:pPr>
-              <w:pStyle w:val="11"/>
-              <w:rPr>
-                <w:rFonts w:ascii="Consolas" w:hAnsi="Consolas"/>
-                <w:b w:val="0"/>
-                <w:sz w:val="18"/>
-                <w:szCs w:val="18"/>
-                <w:lang w:val="ru-BY"/>
-              </w:rPr>
-            </w:pPr>
-            <w:r>
-              <w:rPr>
-                <w:rFonts w:ascii="Consolas" w:hAnsi="Consolas"/>
-                <w:b w:val="0"/>
-                <w:sz w:val="18"/>
-                <w:szCs w:val="18"/>
-                <w:lang w:val="ru-BY"/>
-              </w:rPr>
-              <w:t>25,28</w:t>
-            </w:r>
-          </w:p>
-        </w:tc>
-        <w:tc>
-          <w:tcPr>
-            <w:tcW w:w="524" w:type="dxa"/>
-            <w:tcBorders>
-              <w:top w:val="nil"/>
-              <w:left w:val="outset" w:sz="6" w:space="0" w:color="auto"/>
-              <w:bottom w:val="outset" w:sz="6" w:space="0" w:color="auto"/>
-              <w:right w:val="outset" w:sz="6" w:space="0" w:color="auto"/>
-            </w:tcBorders>
-            <w:vAlign w:val="center"/>
-          </w:tcPr>
-          <w:p>
-            <w:pPr>
-              <w:pStyle w:val="11"/>
-              <w:rPr>
-                <w:rFonts w:ascii="Consolas" w:hAnsi="Consolas"/>
-                <w:b w:val="0"/>
-                <w:sz w:val="18"/>
-                <w:szCs w:val="18"/>
-                <w:lang w:val="ru-BY"/>
-              </w:rPr>
-            </w:pPr>
-            <w:r>
-              <w:rPr>
-                <w:rFonts w:ascii="Consolas" w:hAnsi="Consolas"/>
-                <w:b w:val="0"/>
-                <w:sz w:val="18"/>
-                <w:szCs w:val="18"/>
-                <w:lang w:val="ru-BY"/>
-              </w:rPr>
-              <w:t>26,27</w:t>
-            </w:r>
-          </w:p>
-        </w:tc>
-        <w:tc>
-          <w:tcPr>
-            <w:tcW w:w="274" w:type="dxa"/>
-            <w:tcBorders>
-              <w:top w:val="nil"/>
-              <w:left w:val="outset" w:sz="6" w:space="0" w:color="auto"/>
-              <w:bottom w:val="outset" w:sz="6" w:space="0" w:color="auto"/>
-              <w:right w:val="outset" w:sz="6" w:space="0" w:color="auto"/>
-            </w:tcBorders>
-            <w:vAlign w:val="center"/>
-          </w:tcPr>
-          <w:p>
-            <w:pPr>
-              <w:pStyle w:val="11"/>
-              <w:rPr>
-                <w:rFonts w:ascii="Consolas" w:hAnsi="Consolas"/>
-                <w:b w:val="0"/>
-                <w:sz w:val="18"/>
-                <w:szCs w:val="18"/>
-                <w:lang w:val="ru-BY"/>
-              </w:rPr>
-            </w:pPr>
-            <w:r>
-              <w:rPr>
-                <w:rFonts w:ascii="Consolas" w:hAnsi="Consolas"/>
-                <w:b w:val="0"/>
-                <w:sz w:val="18"/>
-                <w:szCs w:val="18"/>
-                <w:lang w:val="ru-BY"/>
-              </w:rPr>
-              <w:t>29,32</w:t>
-            </w:r>
-          </w:p>
-        </w:tc>
-        <w:tc>
-          <w:tcPr>
-            <w:tcW w:w="383" w:type="dxa"/>
-            <w:tcBorders>
-              <w:top w:val="nil"/>
-              <w:left w:val="outset" w:sz="6" w:space="0" w:color="auto"/>
-              <w:bottom w:val="outset" w:sz="6" w:space="0" w:color="auto"/>
-              <w:right w:val="outset" w:sz="6" w:space="0" w:color="auto"/>
-            </w:tcBorders>
-            <w:vAlign w:val="center"/>
-          </w:tcPr>
-          <w:p>
-            <w:pPr>
-              <w:pStyle w:val="11"/>
-              <w:rPr>
-                <w:rFonts w:ascii="Consolas" w:hAnsi="Consolas"/>
-                <w:b w:val="0"/>
-                <w:sz w:val="18"/>
-                <w:szCs w:val="18"/>
-                <w:lang w:val="ru-BY"/>
-              </w:rPr>
-            </w:pPr>
-            <w:r>
-              <w:rPr>
-                <w:rFonts w:ascii="Consolas" w:hAnsi="Consolas"/>
-                <w:b w:val="0"/>
-                <w:sz w:val="18"/>
-                <w:szCs w:val="18"/>
-                <w:lang w:val="ru-BY"/>
-              </w:rPr>
-              <w:t>31,34</w:t>
-            </w:r>
-          </w:p>
-        </w:tc>
-        <w:tc>
-          <w:tcPr>
-            <w:tcW w:w="383" w:type="dxa"/>
-            <w:tcBorders>
-              <w:top w:val="nil"/>
-              <w:left w:val="outset" w:sz="6" w:space="0" w:color="auto"/>
-              <w:bottom w:val="outset" w:sz="6" w:space="0" w:color="auto"/>
-              <w:right w:val="outset" w:sz="6" w:space="0" w:color="auto"/>
-            </w:tcBorders>
-          </w:tcPr>
-          <w:p>
-            <w:pPr>
-              <w:pStyle w:val="11"/>
-              <w:rPr>
-                <w:rFonts w:ascii="Consolas" w:hAnsi="Consolas"/>
-                <w:b w:val="0"/>
-                <w:sz w:val="18"/>
-                <w:szCs w:val="18"/>
-                <w:lang w:val="ru-BY"/>
-              </w:rPr>
-            </w:pPr>
-            <w:r>
-              <w:rPr>
-                <w:rFonts w:ascii="Consolas" w:hAnsi="Consolas"/>
-                <w:b w:val="0"/>
-                <w:sz w:val="18"/>
-                <w:szCs w:val="18"/>
-                <w:lang w:val="ru-BY"/>
-              </w:rPr>
-              <w:t>33,35</w:t>
-            </w:r>
-          </w:p>
-        </w:tc>
-        <w:tc>
-          <w:tcPr>
-            <w:tcW w:w="348" w:type="dxa"/>
-            <w:tcBorders>
-              <w:top w:val="nil"/>
-              <w:left w:val="outset" w:sz="6" w:space="0" w:color="auto"/>
-              <w:bottom w:val="outset" w:sz="6" w:space="0" w:color="auto"/>
-              <w:right w:val="outset" w:sz="6" w:space="0" w:color="auto"/>
-            </w:tcBorders>
-          </w:tcPr>
-          <w:p>
-            <w:pPr>
-              <w:pStyle w:val="11"/>
-              <w:rPr>
-                <w:rFonts w:ascii="Consolas" w:hAnsi="Consolas"/>
-                <w:b w:val="0"/>
-                <w:sz w:val="18"/>
-                <w:szCs w:val="18"/>
-                <w:lang w:val="ru-BY"/>
-              </w:rPr>
-            </w:pPr>
-            <w:r>
-              <w:rPr>
-                <w:rFonts w:ascii="Consolas" w:hAnsi="Consolas"/>
-                <w:b w:val="0"/>
-                <w:sz w:val="18"/>
-                <w:szCs w:val="18"/>
-                <w:lang w:val="ru-BY"/>
-              </w:rPr>
-              <w:t>36,37</w:t>
+            <w:tcW w:w="371" w:type="dxa"/>
+            <w:tcBorders>
+              <w:top w:val="nil"/>
+              <w:left w:val="outset" w:sz="6" w:space="0" w:color="auto"/>
+              <w:bottom w:val="outset" w:sz="6" w:space="0" w:color="auto"/>
+              <w:right w:val="outset" w:sz="6" w:space="0" w:color="auto"/>
+            </w:tcBorders>
+            <w:vAlign w:val="center"/>
+          </w:tcPr>
+          <w:p>
+            <w:pPr>
+              <w:pStyle w:val="11"/>
+              <w:jc w:val="center"/>
+              <w:rPr>
+                <w:rFonts w:ascii="Consolas" w:hAnsi="Consolas"/>
+                <w:b w:val="0"/>
+                <w:sz w:val="18"/>
+                <w:szCs w:val="18"/>
+                <w:lang w:val="ru-BY"/>
+              </w:rPr>
+            </w:pPr>
+            <w:r>
+              <w:rPr>
+                <w:rFonts w:ascii="Consolas" w:hAnsi="Consolas"/>
+                <w:b w:val="0"/>
+                <w:sz w:val="18"/>
+                <w:szCs w:val="18"/>
+                <w:lang w:val="ru-BY"/>
+              </w:rPr>
+              <w:t>22,</w:t>
+            </w:r>
+            <w:r>
+              <w:rPr>
+                <w:rFonts w:ascii="Consolas" w:hAnsi="Consolas"/>
+                <w:b w:val="0"/>
+                <w:sz w:val="18"/>
+                <w:szCs w:val="18"/>
+                <w:lang w:val="ru-BY"/>
+              </w:rPr>
+              <w:t xml:space="preserve"> </w:t>
+            </w:r>
+            <w:r>
+              <w:rPr>
+                <w:rFonts w:ascii="Consolas" w:hAnsi="Consolas"/>
+                <w:b w:val="0"/>
+                <w:sz w:val="18"/>
+                <w:szCs w:val="18"/>
+                <w:lang w:val="ru-BY"/>
+              </w:rPr>
+              <w:t>30</w:t>
+            </w:r>
+          </w:p>
+        </w:tc>
+        <w:tc>
+          <w:tcPr>
+            <w:tcW w:w="567" w:type="dxa"/>
+            <w:tcBorders>
+              <w:top w:val="nil"/>
+              <w:left w:val="outset" w:sz="6" w:space="0" w:color="auto"/>
+              <w:bottom w:val="outset" w:sz="6" w:space="0" w:color="auto"/>
+              <w:right w:val="outset" w:sz="6" w:space="0" w:color="auto"/>
+            </w:tcBorders>
+            <w:vAlign w:val="center"/>
+          </w:tcPr>
+          <w:p>
+            <w:pPr>
+              <w:pStyle w:val="11"/>
+              <w:jc w:val="center"/>
+              <w:rPr>
+                <w:rFonts w:ascii="Consolas" w:hAnsi="Consolas"/>
+                <w:b w:val="0"/>
+                <w:sz w:val="18"/>
+                <w:szCs w:val="18"/>
+                <w:lang w:val="ru-BY"/>
+              </w:rPr>
+            </w:pPr>
+            <w:r>
+              <w:rPr>
+                <w:rFonts w:ascii="Consolas" w:hAnsi="Consolas"/>
+                <w:b w:val="0"/>
+                <w:sz w:val="18"/>
+                <w:szCs w:val="18"/>
+                <w:lang w:val="ru-BY"/>
+              </w:rPr>
+              <w:t>23,24</w:t>
+            </w:r>
+          </w:p>
+        </w:tc>
+        <w:tc>
+          <w:tcPr>
+            <w:tcW w:w="583" w:type="dxa"/>
+            <w:tcBorders>
+              <w:top w:val="nil"/>
+              <w:left w:val="outset" w:sz="6" w:space="0" w:color="auto"/>
+              <w:bottom w:val="outset" w:sz="6" w:space="0" w:color="auto"/>
+              <w:right w:val="outset" w:sz="6" w:space="0" w:color="auto"/>
+            </w:tcBorders>
+            <w:vAlign w:val="center"/>
+          </w:tcPr>
+          <w:p>
+            <w:pPr>
+              <w:pStyle w:val="11"/>
+              <w:jc w:val="center"/>
+              <w:rPr>
+                <w:rFonts w:ascii="Consolas" w:hAnsi="Consolas"/>
+                <w:b w:val="0"/>
+                <w:sz w:val="18"/>
+                <w:szCs w:val="18"/>
+                <w:lang w:val="ru-BY"/>
+              </w:rPr>
+            </w:pPr>
+            <w:r>
+              <w:rPr>
+                <w:rFonts w:ascii="Consolas" w:hAnsi="Consolas"/>
+                <w:b w:val="0"/>
+                <w:sz w:val="18"/>
+                <w:szCs w:val="18"/>
+                <w:lang w:val="ru-BY"/>
+              </w:rPr>
+              <w:t>25,</w:t>
+            </w:r>
+            <w:r>
+              <w:rPr>
+                <w:rFonts w:ascii="Consolas" w:hAnsi="Consolas"/>
+                <w:b w:val="0"/>
+                <w:sz w:val="18"/>
+                <w:szCs w:val="18"/>
+                <w:lang w:val="ru-BY"/>
+              </w:rPr>
+              <w:t xml:space="preserve"> </w:t>
+            </w:r>
+            <w:r>
+              <w:rPr>
+                <w:rFonts w:ascii="Consolas" w:hAnsi="Consolas"/>
+                <w:b w:val="0"/>
+                <w:sz w:val="18"/>
+                <w:szCs w:val="18"/>
+                <w:lang w:val="ru-BY"/>
+              </w:rPr>
+              <w:t>28</w:t>
+            </w:r>
+          </w:p>
+        </w:tc>
+        <w:tc>
+          <w:tcPr>
+            <w:tcW w:w="477" w:type="dxa"/>
+            <w:tcBorders>
+              <w:top w:val="nil"/>
+              <w:left w:val="outset" w:sz="6" w:space="0" w:color="auto"/>
+              <w:bottom w:val="outset" w:sz="6" w:space="0" w:color="auto"/>
+              <w:right w:val="outset" w:sz="6" w:space="0" w:color="auto"/>
+            </w:tcBorders>
+            <w:vAlign w:val="center"/>
+          </w:tcPr>
+          <w:p>
+            <w:pPr>
+              <w:pStyle w:val="11"/>
+              <w:jc w:val="center"/>
+              <w:rPr>
+                <w:rFonts w:ascii="Consolas" w:hAnsi="Consolas"/>
+                <w:b w:val="0"/>
+                <w:sz w:val="18"/>
+                <w:szCs w:val="18"/>
+                <w:lang w:val="ru-BY"/>
+              </w:rPr>
+            </w:pPr>
+            <w:r>
+              <w:rPr>
+                <w:rFonts w:ascii="Consolas" w:hAnsi="Consolas"/>
+                <w:b w:val="0"/>
+                <w:sz w:val="18"/>
+                <w:szCs w:val="18"/>
+                <w:lang w:val="ru-BY"/>
+              </w:rPr>
+              <w:t>26,</w:t>
+            </w:r>
+            <w:r>
+              <w:rPr>
+                <w:rFonts w:ascii="Consolas" w:hAnsi="Consolas"/>
+                <w:b w:val="0"/>
+                <w:sz w:val="18"/>
+                <w:szCs w:val="18"/>
+                <w:lang w:val="ru-BY"/>
+              </w:rPr>
+              <w:t xml:space="preserve"> </w:t>
+            </w:r>
+            <w:r>
+              <w:rPr>
+                <w:rFonts w:ascii="Consolas" w:hAnsi="Consolas"/>
+                <w:b w:val="0"/>
+                <w:sz w:val="18"/>
+                <w:szCs w:val="18"/>
+                <w:lang w:val="ru-BY"/>
+              </w:rPr>
+              <w:t>27</w:t>
+            </w:r>
+          </w:p>
+        </w:tc>
+        <w:tc>
+          <w:tcPr>
+            <w:tcW w:w="477" w:type="dxa"/>
+            <w:tcBorders>
+              <w:top w:val="nil"/>
+              <w:left w:val="outset" w:sz="6" w:space="0" w:color="auto"/>
+              <w:bottom w:val="outset" w:sz="6" w:space="0" w:color="auto"/>
+              <w:right w:val="outset" w:sz="6" w:space="0" w:color="auto"/>
+            </w:tcBorders>
+            <w:vAlign w:val="center"/>
+          </w:tcPr>
+          <w:p>
+            <w:pPr>
+              <w:pStyle w:val="11"/>
+              <w:jc w:val="center"/>
+              <w:rPr>
+                <w:rFonts w:ascii="Consolas" w:hAnsi="Consolas"/>
+                <w:b w:val="0"/>
+                <w:sz w:val="18"/>
+                <w:szCs w:val="18"/>
+                <w:lang w:val="ru-BY"/>
+              </w:rPr>
+            </w:pPr>
+            <w:r>
+              <w:rPr>
+                <w:rFonts w:ascii="Consolas" w:hAnsi="Consolas"/>
+                <w:b w:val="0"/>
+                <w:sz w:val="18"/>
+                <w:szCs w:val="18"/>
+                <w:lang w:val="ru-BY"/>
+              </w:rPr>
+              <w:t>29,</w:t>
+            </w:r>
+            <w:r>
+              <w:rPr>
+                <w:rFonts w:ascii="Consolas" w:hAnsi="Consolas"/>
+                <w:b w:val="0"/>
+                <w:sz w:val="18"/>
+                <w:szCs w:val="18"/>
+                <w:lang w:val="ru-BY"/>
+              </w:rPr>
+              <w:t xml:space="preserve"> </w:t>
+            </w:r>
+            <w:r>
+              <w:rPr>
+                <w:rFonts w:ascii="Consolas" w:hAnsi="Consolas"/>
+                <w:b w:val="0"/>
+                <w:sz w:val="18"/>
+                <w:szCs w:val="18"/>
+                <w:lang w:val="ru-BY"/>
+              </w:rPr>
+              <w:t>32</w:t>
+            </w:r>
+          </w:p>
+        </w:tc>
+        <w:tc>
+          <w:tcPr>
+            <w:tcW w:w="477" w:type="dxa"/>
+            <w:tcBorders>
+              <w:top w:val="nil"/>
+              <w:left w:val="outset" w:sz="6" w:space="0" w:color="auto"/>
+              <w:bottom w:val="outset" w:sz="6" w:space="0" w:color="auto"/>
+              <w:right w:val="outset" w:sz="6" w:space="0" w:color="auto"/>
+            </w:tcBorders>
+            <w:vAlign w:val="center"/>
+          </w:tcPr>
+          <w:p>
+            <w:pPr>
+              <w:pStyle w:val="11"/>
+              <w:jc w:val="center"/>
+              <w:rPr>
+                <w:rFonts w:ascii="Consolas" w:hAnsi="Consolas"/>
+                <w:b w:val="0"/>
+                <w:sz w:val="18"/>
+                <w:szCs w:val="18"/>
+                <w:lang w:val="ru-BY"/>
+              </w:rPr>
+            </w:pPr>
+            <w:r>
+              <w:rPr>
+                <w:rFonts w:ascii="Consolas" w:hAnsi="Consolas"/>
+                <w:b w:val="0"/>
+                <w:sz w:val="18"/>
+                <w:szCs w:val="18"/>
+                <w:lang w:val="ru-BY"/>
+              </w:rPr>
+              <w:t>31,</w:t>
+            </w:r>
+            <w:r>
+              <w:rPr>
+                <w:rFonts w:ascii="Consolas" w:hAnsi="Consolas"/>
+                <w:b w:val="0"/>
+                <w:sz w:val="18"/>
+                <w:szCs w:val="18"/>
+                <w:lang w:val="ru-BY"/>
+              </w:rPr>
+              <w:t xml:space="preserve"> </w:t>
+            </w:r>
+            <w:r>
+              <w:rPr>
+                <w:rFonts w:ascii="Consolas" w:hAnsi="Consolas"/>
+                <w:b w:val="0"/>
+                <w:sz w:val="18"/>
+                <w:szCs w:val="18"/>
+                <w:lang w:val="ru-BY"/>
+              </w:rPr>
+              <w:t>34</w:t>
+            </w:r>
+          </w:p>
+        </w:tc>
+        <w:tc>
+          <w:tcPr>
+            <w:tcW w:w="477" w:type="dxa"/>
+            <w:tcBorders>
+              <w:top w:val="nil"/>
+              <w:left w:val="outset" w:sz="6" w:space="0" w:color="auto"/>
+              <w:bottom w:val="outset" w:sz="6" w:space="0" w:color="auto"/>
+              <w:right w:val="outset" w:sz="6" w:space="0" w:color="auto"/>
+            </w:tcBorders>
+          </w:tcPr>
+          <w:p>
+            <w:pPr>
+              <w:pStyle w:val="11"/>
+              <w:jc w:val="center"/>
+              <w:rPr>
+                <w:rFonts w:ascii="Consolas" w:hAnsi="Consolas"/>
+                <w:b w:val="0"/>
+                <w:sz w:val="18"/>
+                <w:szCs w:val="18"/>
+                <w:lang w:val="ru-BY"/>
+              </w:rPr>
+            </w:pPr>
+            <w:r>
+              <w:rPr>
+                <w:rFonts w:ascii="Consolas" w:hAnsi="Consolas"/>
+                <w:b w:val="0"/>
+                <w:sz w:val="18"/>
+                <w:szCs w:val="18"/>
+                <w:lang w:val="ru-BY"/>
+              </w:rPr>
+              <w:t>33,</w:t>
+            </w:r>
+            <w:r>
+              <w:rPr>
+                <w:rFonts w:ascii="Consolas" w:hAnsi="Consolas"/>
+                <w:b w:val="0"/>
+                <w:sz w:val="18"/>
+                <w:szCs w:val="18"/>
+                <w:lang w:val="ru-BY"/>
+              </w:rPr>
+              <w:t xml:space="preserve"> </w:t>
+            </w:r>
+            <w:r>
+              <w:rPr>
+                <w:rFonts w:ascii="Consolas" w:hAnsi="Consolas"/>
+                <w:b w:val="0"/>
+                <w:sz w:val="18"/>
+                <w:szCs w:val="18"/>
+                <w:lang w:val="ru-BY"/>
+              </w:rPr>
+              <w:t>35</w:t>
+            </w:r>
+          </w:p>
+        </w:tc>
+        <w:tc>
+          <w:tcPr>
+            <w:tcW w:w="477" w:type="dxa"/>
+            <w:tcBorders>
+              <w:top w:val="nil"/>
+              <w:left w:val="outset" w:sz="6" w:space="0" w:color="auto"/>
+              <w:bottom w:val="outset" w:sz="6" w:space="0" w:color="auto"/>
+              <w:right w:val="outset" w:sz="6" w:space="0" w:color="auto"/>
+            </w:tcBorders>
+          </w:tcPr>
+          <w:p>
+            <w:pPr>
+              <w:pStyle w:val="11"/>
+              <w:jc w:val="center"/>
+              <w:rPr>
+                <w:rFonts w:ascii="Consolas" w:hAnsi="Consolas"/>
+                <w:b w:val="0"/>
+                <w:sz w:val="18"/>
+                <w:szCs w:val="18"/>
+                <w:lang w:val="ru-BY"/>
+              </w:rPr>
+            </w:pPr>
+            <w:r>
+              <w:rPr>
+                <w:rFonts w:ascii="Consolas" w:hAnsi="Consolas"/>
+                <w:b w:val="0"/>
+                <w:sz w:val="18"/>
+                <w:szCs w:val="18"/>
+                <w:lang w:val="ru-BY"/>
+              </w:rPr>
+              <w:t>36,</w:t>
+            </w:r>
+            <w:r>
+              <w:rPr>
+                <w:rFonts w:ascii="Consolas" w:hAnsi="Consolas"/>
+                <w:b w:val="0"/>
+                <w:sz w:val="18"/>
+                <w:szCs w:val="18"/>
+                <w:lang w:val="ru-BY"/>
+              </w:rPr>
+              <w:t xml:space="preserve"> </w:t>
+            </w:r>
+            <w:r>
+              <w:rPr>
+                <w:rFonts w:ascii="Consolas" w:hAnsi="Consolas"/>
+                <w:b w:val="0"/>
+                <w:sz w:val="18"/>
+                <w:szCs w:val="18"/>
+                <w:lang w:val="ru-BY"/>
+              </w:rPr>
+              <w:t>37</w:t>
             </w:r>
           </w:p>
         </w:tc>
@@ -4817,7 +5244,7 @@
       <w:tr>
         <w:tc>
           <w:tcPr>
-            <w:tcW w:w="1910" w:type="dxa"/>
+            <w:tcW w:w="1552" w:type="dxa"/>
             <w:tcBorders>
               <w:top w:val="nil"/>
               <w:left w:val="outset" w:sz="6" w:space="0" w:color="auto"/>
@@ -4895,7 +5322,7 @@
         </w:tc>
         <w:tc>
           <w:tcPr>
-            <w:tcW w:w="426" w:type="dxa"/>
+            <w:tcW w:w="708" w:type="dxa"/>
             <w:tcBorders>
               <w:top w:val="nil"/>
               <w:left w:val="outset" w:sz="6" w:space="0" w:color="auto"/>
@@ -4908,6 +5335,7 @@
           <w:p>
             <w:pPr>
               <w:pStyle w:val="11"/>
+              <w:jc w:val="center"/>
               <w:rPr>
                 <w:rFonts w:ascii="Consolas" w:hAnsi="Consolas"/>
                 <w:b w:val="0"/>
@@ -4930,18 +5358,159 @@
         </w:tc>
         <w:tc>
           <w:tcPr>
-            <w:tcW w:w="701" w:type="dxa"/>
-            <w:tcBorders>
-              <w:top w:val="nil"/>
-              <w:left w:val="outset" w:sz="6" w:space="0" w:color="auto"/>
-              <w:bottom w:val="outset" w:sz="6" w:space="0" w:color="auto"/>
-              <w:right w:val="outset" w:sz="6" w:space="0" w:color="auto"/>
-            </w:tcBorders>
-            <w:vAlign w:val="center"/>
-          </w:tcPr>
-          <w:p>
-            <w:pPr>
-              <w:pStyle w:val="11"/>
+            <w:tcW w:w="606" w:type="dxa"/>
+            <w:tcBorders>
+              <w:top w:val="nil"/>
+              <w:left w:val="outset" w:sz="6" w:space="0" w:color="auto"/>
+              <w:bottom w:val="outset" w:sz="6" w:space="0" w:color="auto"/>
+              <w:right w:val="outset" w:sz="6" w:space="0" w:color="auto"/>
+            </w:tcBorders>
+            <w:vAlign w:val="center"/>
+          </w:tcPr>
+          <w:p>
+            <w:pPr>
+              <w:pStyle w:val="11"/>
+              <w:jc w:val="center"/>
+              <w:rPr>
+                <w:rFonts w:ascii="Consolas" w:hAnsi="Consolas"/>
+                <w:b w:val="0"/>
+                <w:sz w:val="18"/>
+                <w:szCs w:val="18"/>
+                <w:lang w:val="ru-BY"/>
+              </w:rPr>
+            </w:pPr>
+            <w:r>
+              <w:rPr>
+                <w:rFonts w:ascii="Consolas" w:hAnsi="Consolas"/>
+                <w:b w:val="0"/>
+                <w:sz w:val="18"/>
+                <w:szCs w:val="18"/>
+                <w:lang w:val="ru-BY"/>
+              </w:rPr>
+              <w:t>4</w:t>
+            </w:r>
+          </w:p>
+        </w:tc>
+        <w:tc>
+          <w:tcPr>
+            <w:tcW w:w="389" w:type="dxa"/>
+            <w:tcBorders>
+              <w:top w:val="nil"/>
+              <w:left w:val="outset" w:sz="6" w:space="0" w:color="auto"/>
+              <w:bottom w:val="outset" w:sz="6" w:space="0" w:color="auto"/>
+              <w:right w:val="outset" w:sz="6" w:space="0" w:color="auto"/>
+            </w:tcBorders>
+            <w:vAlign w:val="center"/>
+          </w:tcPr>
+          <w:p>
+            <w:pPr>
+              <w:pStyle w:val="11"/>
+              <w:jc w:val="center"/>
+              <w:rPr>
+                <w:rFonts w:ascii="Consolas" w:hAnsi="Consolas"/>
+                <w:b w:val="0"/>
+                <w:sz w:val="18"/>
+                <w:szCs w:val="18"/>
+                <w:lang w:val="ru-BY"/>
+              </w:rPr>
+            </w:pPr>
+            <w:r>
+              <w:rPr>
+                <w:rFonts w:ascii="Consolas" w:hAnsi="Consolas"/>
+                <w:b w:val="0"/>
+                <w:sz w:val="18"/>
+                <w:szCs w:val="18"/>
+                <w:lang w:val="ru-BY"/>
+              </w:rPr>
+              <w:t>2</w:t>
+            </w:r>
+          </w:p>
+        </w:tc>
+        <w:tc>
+          <w:tcPr>
+            <w:tcW w:w="656" w:type="dxa"/>
+            <w:tcBorders>
+              <w:top w:val="nil"/>
+              <w:left w:val="outset" w:sz="6" w:space="0" w:color="auto"/>
+              <w:bottom w:val="outset" w:sz="6" w:space="0" w:color="auto"/>
+              <w:right w:val="outset" w:sz="6" w:space="0" w:color="auto"/>
+            </w:tcBorders>
+            <w:vAlign w:val="center"/>
+          </w:tcPr>
+          <w:p>
+            <w:pPr>
+              <w:pStyle w:val="11"/>
+              <w:jc w:val="center"/>
+              <w:rPr>
+                <w:rFonts w:ascii="Consolas" w:hAnsi="Consolas"/>
+                <w:b w:val="0"/>
+                <w:sz w:val="18"/>
+                <w:szCs w:val="18"/>
+                <w:lang w:val="ru-BY"/>
+              </w:rPr>
+            </w:pPr>
+            <w:r>
+              <w:rPr>
+                <w:rFonts w:ascii="Consolas" w:hAnsi="Consolas"/>
+                <w:b w:val="0"/>
+                <w:sz w:val="18"/>
+                <w:szCs w:val="18"/>
+                <w:lang w:val="ru-BY"/>
+              </w:rPr>
+              <w:t>5</w:t>
+            </w:r>
+          </w:p>
+        </w:tc>
+        <w:tc>
+          <w:tcPr>
+            <w:tcW w:w="567" w:type="dxa"/>
+            <w:tcBorders>
+              <w:top w:val="nil"/>
+              <w:left w:val="outset" w:sz="6" w:space="0" w:color="auto"/>
+              <w:bottom w:val="outset" w:sz="6" w:space="0" w:color="auto"/>
+              <w:right w:val="outset" w:sz="6" w:space="0" w:color="auto"/>
+            </w:tcBorders>
+            <w:vAlign w:val="center"/>
+          </w:tcPr>
+          <w:p>
+            <w:pPr>
+              <w:pStyle w:val="11"/>
+              <w:jc w:val="center"/>
+              <w:rPr>
+                <w:rFonts w:ascii="Consolas" w:hAnsi="Consolas"/>
+                <w:b w:val="0"/>
+                <w:sz w:val="18"/>
+                <w:szCs w:val="18"/>
+                <w:lang w:val="ru-BY"/>
+              </w:rPr>
+            </w:pPr>
+            <w:r>
+              <w:rPr>
+                <w:rFonts w:ascii="Consolas" w:hAnsi="Consolas"/>
+                <w:b w:val="0"/>
+                <w:sz w:val="18"/>
+                <w:szCs w:val="18"/>
+                <w:lang w:val="ru-BY"/>
+              </w:rPr>
+              <w:t>21</w:t>
+            </w:r>
+          </w:p>
+        </w:tc>
+        <w:tc>
+          <w:tcPr>
+            <w:tcW w:w="567" w:type="dxa"/>
+            <w:tcBorders>
+              <w:top w:val="nil"/>
+              <w:left w:val="outset" w:sz="6" w:space="0" w:color="auto"/>
+              <w:bottom w:val="outset" w:sz="6" w:space="0" w:color="auto"/>
+              <w:right w:val="outset" w:sz="6" w:space="0" w:color="auto"/>
+            </w:tcBorders>
+            <w:vAlign w:val="center"/>
+          </w:tcPr>
+          <w:p>
+            <w:pPr>
+              <w:pStyle w:val="11"/>
+              <w:jc w:val="center"/>
               <w:rPr>
                 <w:rFonts w:ascii="Consolas" w:hAnsi="Consolas"/>
                 <w:b w:val="0"/>
@@ -4964,18 +5533,19 @@
         </w:tc>
         <w:tc>
           <w:tcPr>
-            <w:tcW w:w="780" w:type="dxa"/>
-            <w:tcBorders>
-              <w:top w:val="nil"/>
-              <w:left w:val="outset" w:sz="6" w:space="0" w:color="auto"/>
-              <w:bottom w:val="outset" w:sz="6" w:space="0" w:color="auto"/>
-              <w:right w:val="outset" w:sz="6" w:space="0" w:color="auto"/>
-            </w:tcBorders>
-            <w:vAlign w:val="center"/>
-          </w:tcPr>
-          <w:p>
-            <w:pPr>
-              <w:pStyle w:val="11"/>
+            <w:tcW w:w="388" w:type="dxa"/>
+            <w:tcBorders>
+              <w:top w:val="nil"/>
+              <w:left w:val="outset" w:sz="6" w:space="0" w:color="auto"/>
+              <w:bottom w:val="outset" w:sz="6" w:space="0" w:color="auto"/>
+              <w:right w:val="outset" w:sz="6" w:space="0" w:color="auto"/>
+            </w:tcBorders>
+            <w:vAlign w:val="center"/>
+          </w:tcPr>
+          <w:p>
+            <w:pPr>
+              <w:pStyle w:val="11"/>
+              <w:jc w:val="center"/>
               <w:rPr>
                 <w:rFonts w:ascii="Consolas" w:hAnsi="Consolas"/>
                 <w:b w:val="0"/>
@@ -4998,18 +5568,124 @@
         </w:tc>
         <w:tc>
           <w:tcPr>
-            <w:tcW w:w="465" w:type="dxa"/>
-            <w:tcBorders>
-              <w:top w:val="nil"/>
-              <w:left w:val="outset" w:sz="6" w:space="0" w:color="auto"/>
-              <w:bottom w:val="outset" w:sz="6" w:space="0" w:color="auto"/>
-              <w:right w:val="outset" w:sz="6" w:space="0" w:color="auto"/>
-            </w:tcBorders>
-            <w:vAlign w:val="center"/>
-          </w:tcPr>
-          <w:p>
-            <w:pPr>
-              <w:pStyle w:val="11"/>
+            <w:tcW w:w="371" w:type="dxa"/>
+            <w:tcBorders>
+              <w:top w:val="nil"/>
+              <w:left w:val="outset" w:sz="6" w:space="0" w:color="auto"/>
+              <w:bottom w:val="outset" w:sz="6" w:space="0" w:color="auto"/>
+              <w:right w:val="outset" w:sz="6" w:space="0" w:color="auto"/>
+            </w:tcBorders>
+            <w:vAlign w:val="center"/>
+          </w:tcPr>
+          <w:p>
+            <w:pPr>
+              <w:pStyle w:val="11"/>
+              <w:jc w:val="center"/>
+              <w:rPr>
+                <w:rFonts w:ascii="Consolas" w:hAnsi="Consolas"/>
+                <w:b w:val="0"/>
+                <w:sz w:val="18"/>
+                <w:szCs w:val="18"/>
+                <w:lang w:val="ru-BY"/>
+              </w:rPr>
+            </w:pPr>
+            <w:r>
+              <w:rPr>
+                <w:rFonts w:ascii="Consolas" w:hAnsi="Consolas"/>
+                <w:b w:val="0"/>
+                <w:sz w:val="18"/>
+                <w:szCs w:val="18"/>
+                <w:lang w:val="ru-BY"/>
+              </w:rPr>
+              <w:t>17</w:t>
+            </w:r>
+          </w:p>
+        </w:tc>
+        <w:tc>
+          <w:tcPr>
+            <w:tcW w:w="567" w:type="dxa"/>
+            <w:tcBorders>
+              <w:top w:val="nil"/>
+              <w:left w:val="outset" w:sz="6" w:space="0" w:color="auto"/>
+              <w:bottom w:val="outset" w:sz="6" w:space="0" w:color="auto"/>
+              <w:right w:val="outset" w:sz="6" w:space="0" w:color="auto"/>
+            </w:tcBorders>
+            <w:vAlign w:val="center"/>
+          </w:tcPr>
+          <w:p>
+            <w:pPr>
+              <w:pStyle w:val="11"/>
+              <w:jc w:val="center"/>
+              <w:rPr>
+                <w:rFonts w:ascii="Consolas" w:hAnsi="Consolas"/>
+                <w:b w:val="0"/>
+                <w:sz w:val="18"/>
+                <w:szCs w:val="18"/>
+                <w:lang w:val="ru-BY"/>
+              </w:rPr>
+            </w:pPr>
+            <w:r>
+              <w:rPr>
+                <w:rFonts w:ascii="Consolas" w:hAnsi="Consolas"/>
+                <w:b w:val="0"/>
+                <w:sz w:val="18"/>
+                <w:szCs w:val="18"/>
+                <w:lang w:val="ru-BY"/>
+              </w:rPr>
+              <w:t>13</w:t>
+            </w:r>
+          </w:p>
+        </w:tc>
+        <w:tc>
+          <w:tcPr>
+            <w:tcW w:w="583" w:type="dxa"/>
+            <w:tcBorders>
+              <w:top w:val="nil"/>
+              <w:left w:val="outset" w:sz="6" w:space="0" w:color="auto"/>
+              <w:bottom w:val="outset" w:sz="6" w:space="0" w:color="auto"/>
+              <w:right w:val="outset" w:sz="6" w:space="0" w:color="auto"/>
+            </w:tcBorders>
+            <w:vAlign w:val="center"/>
+          </w:tcPr>
+          <w:p>
+            <w:pPr>
+              <w:pStyle w:val="11"/>
+              <w:jc w:val="center"/>
+              <w:rPr>
+                <w:rFonts w:ascii="Consolas" w:hAnsi="Consolas"/>
+                <w:b w:val="0"/>
+                <w:sz w:val="18"/>
+                <w:szCs w:val="18"/>
+                <w:lang w:val="ru-BY"/>
+              </w:rPr>
+            </w:pPr>
+            <w:r>
+              <w:rPr>
+                <w:rFonts w:ascii="Consolas" w:hAnsi="Consolas"/>
+                <w:b w:val="0"/>
+                <w:sz w:val="18"/>
+                <w:szCs w:val="18"/>
+                <w:lang w:val="ru-BY"/>
+              </w:rPr>
+              <w:t>11</w:t>
+            </w:r>
+          </w:p>
+        </w:tc>
+        <w:tc>
+          <w:tcPr>
+            <w:tcW w:w="477" w:type="dxa"/>
+            <w:tcBorders>
+              <w:top w:val="nil"/>
+              <w:left w:val="outset" w:sz="6" w:space="0" w:color="auto"/>
+              <w:bottom w:val="outset" w:sz="6" w:space="0" w:color="auto"/>
+              <w:right w:val="outset" w:sz="6" w:space="0" w:color="auto"/>
+            </w:tcBorders>
+            <w:vAlign w:val="center"/>
+          </w:tcPr>
+          <w:p>
+            <w:pPr>
+              <w:pStyle w:val="11"/>
+              <w:jc w:val="center"/>
               <w:rPr>
                 <w:rFonts w:ascii="Consolas" w:hAnsi="Consolas"/>
                 <w:b w:val="0"/>
@@ -5032,52 +5708,54 @@
         </w:tc>
         <w:tc>
           <w:tcPr>
-            <w:tcW w:w="525" w:type="dxa"/>
-            <w:tcBorders>
-              <w:top w:val="nil"/>
-              <w:left w:val="outset" w:sz="6" w:space="0" w:color="auto"/>
-              <w:bottom w:val="outset" w:sz="6" w:space="0" w:color="auto"/>
-              <w:right w:val="outset" w:sz="6" w:space="0" w:color="auto"/>
-            </w:tcBorders>
-            <w:vAlign w:val="center"/>
-          </w:tcPr>
-          <w:p>
-            <w:pPr>
-              <w:pStyle w:val="11"/>
-              <w:rPr>
-                <w:rFonts w:ascii="Consolas" w:hAnsi="Consolas"/>
-                <w:b w:val="0"/>
-                <w:sz w:val="18"/>
-                <w:szCs w:val="18"/>
-                <w:lang w:val="ru-BY"/>
-              </w:rPr>
-            </w:pPr>
-            <w:r>
-              <w:rPr>
-                <w:rFonts w:ascii="Consolas" w:hAnsi="Consolas"/>
-                <w:b w:val="0"/>
-                <w:sz w:val="18"/>
-                <w:szCs w:val="18"/>
-                <w:lang w:val="ru-BY"/>
-              </w:rPr>
-              <w:t>21</w:t>
-            </w:r>
-          </w:p>
-        </w:tc>
-        <w:tc>
-          <w:tcPr>
-            <w:tcW w:w="525" w:type="dxa"/>
-            <w:tcBorders>
-              <w:top w:val="nil"/>
-              <w:left w:val="outset" w:sz="6" w:space="0" w:color="auto"/>
-              <w:bottom w:val="outset" w:sz="6" w:space="0" w:color="auto"/>
-              <w:right w:val="outset" w:sz="6" w:space="0" w:color="auto"/>
-            </w:tcBorders>
-            <w:vAlign w:val="center"/>
-          </w:tcPr>
-          <w:p>
-            <w:pPr>
-              <w:pStyle w:val="11"/>
+            <w:tcW w:w="477" w:type="dxa"/>
+            <w:tcBorders>
+              <w:top w:val="nil"/>
+              <w:left w:val="outset" w:sz="6" w:space="0" w:color="auto"/>
+              <w:bottom w:val="outset" w:sz="6" w:space="0" w:color="auto"/>
+              <w:right w:val="outset" w:sz="6" w:space="0" w:color="auto"/>
+            </w:tcBorders>
+            <w:vAlign w:val="center"/>
+          </w:tcPr>
+          <w:p>
+            <w:pPr>
+              <w:pStyle w:val="11"/>
+              <w:jc w:val="center"/>
+              <w:rPr>
+                <w:rFonts w:ascii="Consolas" w:hAnsi="Consolas"/>
+                <w:b w:val="0"/>
+                <w:sz w:val="18"/>
+                <w:szCs w:val="18"/>
+                <w:lang w:val="ru-BY"/>
+              </w:rPr>
+            </w:pPr>
+            <w:r>
+              <w:rPr>
+                <w:rFonts w:ascii="Consolas" w:hAnsi="Consolas"/>
+                <w:b w:val="0"/>
+                <w:sz w:val="18"/>
+                <w:szCs w:val="18"/>
+                <w:lang w:val="ru-BY"/>
+              </w:rPr>
+              <w:t>7</w:t>
+            </w:r>
+          </w:p>
+        </w:tc>
+        <w:tc>
+          <w:tcPr>
+            <w:tcW w:w="477" w:type="dxa"/>
+            <w:tcBorders>
+              <w:top w:val="nil"/>
+              <w:left w:val="outset" w:sz="6" w:space="0" w:color="auto"/>
+              <w:bottom w:val="outset" w:sz="6" w:space="0" w:color="auto"/>
+              <w:right w:val="outset" w:sz="6" w:space="0" w:color="auto"/>
+            </w:tcBorders>
+            <w:vAlign w:val="center"/>
+          </w:tcPr>
+          <w:p>
+            <w:pPr>
+              <w:pStyle w:val="11"/>
+              <w:jc w:val="center"/>
               <w:rPr>
                 <w:rFonts w:ascii="Consolas" w:hAnsi="Consolas"/>
                 <w:b w:val="0"/>
@@ -5100,255 +5778,18 @@
         </w:tc>
         <w:tc>
           <w:tcPr>
-            <w:tcW w:w="465" w:type="dxa"/>
-            <w:tcBorders>
-              <w:top w:val="nil"/>
-              <w:left w:val="outset" w:sz="6" w:space="0" w:color="auto"/>
-              <w:bottom w:val="outset" w:sz="6" w:space="0" w:color="auto"/>
-              <w:right w:val="outset" w:sz="6" w:space="0" w:color="auto"/>
-            </w:tcBorders>
-            <w:vAlign w:val="center"/>
-          </w:tcPr>
-          <w:p>
-            <w:pPr>
-              <w:pStyle w:val="11"/>
-              <w:rPr>
-                <w:rFonts w:ascii="Consolas" w:hAnsi="Consolas"/>
-                <w:b w:val="0"/>
-                <w:sz w:val="18"/>
-                <w:szCs w:val="18"/>
-                <w:lang w:val="ru-BY"/>
-              </w:rPr>
-            </w:pPr>
-            <w:r>
-              <w:rPr>
-                <w:rFonts w:ascii="Consolas" w:hAnsi="Consolas"/>
-                <w:b w:val="0"/>
-                <w:sz w:val="18"/>
-                <w:szCs w:val="18"/>
-                <w:lang w:val="ru-BY"/>
-              </w:rPr>
-              <w:t>2</w:t>
-            </w:r>
-          </w:p>
-        </w:tc>
-        <w:tc>
-          <w:tcPr>
-            <w:tcW w:w="525" w:type="dxa"/>
-            <w:tcBorders>
-              <w:top w:val="nil"/>
-              <w:left w:val="outset" w:sz="6" w:space="0" w:color="auto"/>
-              <w:bottom w:val="outset" w:sz="6" w:space="0" w:color="auto"/>
-              <w:right w:val="outset" w:sz="6" w:space="0" w:color="auto"/>
-            </w:tcBorders>
-            <w:vAlign w:val="center"/>
-          </w:tcPr>
-          <w:p>
-            <w:pPr>
-              <w:pStyle w:val="11"/>
-              <w:rPr>
-                <w:rFonts w:ascii="Consolas" w:hAnsi="Consolas"/>
-                <w:b w:val="0"/>
-                <w:sz w:val="18"/>
-                <w:szCs w:val="18"/>
-                <w:lang w:val="ru-BY"/>
-              </w:rPr>
-            </w:pPr>
-            <w:r>
-              <w:rPr>
-                <w:rFonts w:ascii="Consolas" w:hAnsi="Consolas"/>
-                <w:b w:val="0"/>
-                <w:sz w:val="18"/>
-                <w:szCs w:val="18"/>
-                <w:lang w:val="ru-BY"/>
-              </w:rPr>
-              <w:t>17</w:t>
-            </w:r>
-          </w:p>
-        </w:tc>
-        <w:tc>
-          <w:tcPr>
-            <w:tcW w:w="624" w:type="dxa"/>
-            <w:tcBorders>
-              <w:top w:val="nil"/>
-              <w:left w:val="outset" w:sz="6" w:space="0" w:color="auto"/>
-              <w:bottom w:val="outset" w:sz="6" w:space="0" w:color="auto"/>
-              <w:right w:val="outset" w:sz="6" w:space="0" w:color="auto"/>
-            </w:tcBorders>
-            <w:vAlign w:val="center"/>
-          </w:tcPr>
-          <w:p>
-            <w:pPr>
-              <w:pStyle w:val="11"/>
-              <w:rPr>
-                <w:rFonts w:ascii="Consolas" w:hAnsi="Consolas"/>
-                <w:b w:val="0"/>
-                <w:sz w:val="18"/>
-                <w:szCs w:val="18"/>
-                <w:lang w:val="ru-BY"/>
-              </w:rPr>
-            </w:pPr>
-            <w:r>
-              <w:rPr>
-                <w:rFonts w:ascii="Consolas" w:hAnsi="Consolas"/>
-                <w:b w:val="0"/>
-                <w:sz w:val="18"/>
-                <w:szCs w:val="18"/>
-                <w:lang w:val="ru-BY"/>
-              </w:rPr>
-              <w:t>13</w:t>
-            </w:r>
-          </w:p>
-        </w:tc>
-        <w:tc>
-          <w:tcPr>
-            <w:tcW w:w="481" w:type="dxa"/>
-            <w:tcBorders>
-              <w:top w:val="nil"/>
-              <w:left w:val="outset" w:sz="6" w:space="0" w:color="auto"/>
-              <w:bottom w:val="outset" w:sz="6" w:space="0" w:color="auto"/>
-              <w:right w:val="outset" w:sz="6" w:space="0" w:color="auto"/>
-            </w:tcBorders>
-            <w:vAlign w:val="center"/>
-          </w:tcPr>
-          <w:p>
-            <w:pPr>
-              <w:pStyle w:val="11"/>
-              <w:rPr>
-                <w:rFonts w:ascii="Consolas" w:hAnsi="Consolas"/>
-                <w:b w:val="0"/>
-                <w:sz w:val="18"/>
-                <w:szCs w:val="18"/>
-                <w:lang w:val="ru-BY"/>
-              </w:rPr>
-            </w:pPr>
-            <w:r>
-              <w:rPr>
-                <w:rFonts w:ascii="Consolas" w:hAnsi="Consolas"/>
-                <w:b w:val="0"/>
-                <w:sz w:val="18"/>
-                <w:szCs w:val="18"/>
-                <w:lang w:val="ru-BY"/>
-              </w:rPr>
-              <w:t>11</w:t>
-            </w:r>
-          </w:p>
-        </w:tc>
-        <w:tc>
-          <w:tcPr>
-            <w:tcW w:w="524" w:type="dxa"/>
-            <w:tcBorders>
-              <w:top w:val="nil"/>
-              <w:left w:val="outset" w:sz="6" w:space="0" w:color="auto"/>
-              <w:bottom w:val="outset" w:sz="6" w:space="0" w:color="auto"/>
-              <w:right w:val="outset" w:sz="6" w:space="0" w:color="auto"/>
-            </w:tcBorders>
-            <w:vAlign w:val="center"/>
-          </w:tcPr>
-          <w:p>
-            <w:pPr>
-              <w:pStyle w:val="11"/>
-              <w:rPr>
-                <w:rFonts w:ascii="Consolas" w:hAnsi="Consolas"/>
-                <w:b w:val="0"/>
-                <w:sz w:val="18"/>
-                <w:szCs w:val="18"/>
-                <w:lang w:val="ru-BY"/>
-              </w:rPr>
-            </w:pPr>
-            <w:r>
-              <w:rPr>
-                <w:rFonts w:ascii="Consolas" w:hAnsi="Consolas"/>
-                <w:b w:val="0"/>
-                <w:sz w:val="18"/>
-                <w:szCs w:val="18"/>
-                <w:lang w:val="ru-BY"/>
-              </w:rPr>
-              <w:t>3</w:t>
-            </w:r>
-          </w:p>
-        </w:tc>
-        <w:tc>
-          <w:tcPr>
-            <w:tcW w:w="274" w:type="dxa"/>
-            <w:tcBorders>
-              <w:top w:val="nil"/>
-              <w:left w:val="outset" w:sz="6" w:space="0" w:color="auto"/>
-              <w:bottom w:val="outset" w:sz="6" w:space="0" w:color="auto"/>
-              <w:right w:val="outset" w:sz="6" w:space="0" w:color="auto"/>
-            </w:tcBorders>
-            <w:vAlign w:val="center"/>
-          </w:tcPr>
-          <w:p>
-            <w:pPr>
-              <w:pStyle w:val="11"/>
-              <w:rPr>
-                <w:rFonts w:ascii="Consolas" w:hAnsi="Consolas"/>
-                <w:b w:val="0"/>
-                <w:sz w:val="18"/>
-                <w:szCs w:val="18"/>
-                <w:lang w:val="ru-BY"/>
-              </w:rPr>
-            </w:pPr>
-            <w:r>
-              <w:rPr>
-                <w:rFonts w:ascii="Consolas" w:hAnsi="Consolas"/>
-                <w:b w:val="0"/>
-                <w:sz w:val="18"/>
-                <w:szCs w:val="18"/>
-                <w:lang w:val="ru-BY"/>
-              </w:rPr>
-              <w:t>7</w:t>
-            </w:r>
-          </w:p>
-        </w:tc>
-        <w:tc>
-          <w:tcPr>
-            <w:tcW w:w="383" w:type="dxa"/>
-            <w:tcBorders>
-              <w:top w:val="nil"/>
-              <w:left w:val="outset" w:sz="6" w:space="0" w:color="auto"/>
-              <w:bottom w:val="outset" w:sz="6" w:space="0" w:color="auto"/>
-              <w:right w:val="outset" w:sz="6" w:space="0" w:color="auto"/>
-            </w:tcBorders>
-            <w:vAlign w:val="center"/>
-          </w:tcPr>
-          <w:p>
-            <w:pPr>
-              <w:pStyle w:val="11"/>
-              <w:rPr>
-                <w:rFonts w:ascii="Consolas" w:hAnsi="Consolas"/>
-                <w:b w:val="0"/>
-                <w:sz w:val="18"/>
-                <w:szCs w:val="18"/>
-                <w:lang w:val="ru-BY"/>
-              </w:rPr>
-            </w:pPr>
-            <w:r>
-              <w:rPr>
-                <w:rFonts w:ascii="Consolas" w:hAnsi="Consolas"/>
-                <w:b w:val="0"/>
-                <w:sz w:val="18"/>
-                <w:szCs w:val="18"/>
-                <w:lang w:val="ru-BY"/>
-              </w:rPr>
-              <w:t>3</w:t>
-            </w:r>
-          </w:p>
-        </w:tc>
-        <w:tc>
-          <w:tcPr>
-            <w:tcW w:w="383" w:type="dxa"/>
-            <w:tcBorders>
-              <w:top w:val="nil"/>
-              <w:left w:val="outset" w:sz="6" w:space="0" w:color="auto"/>
-              <w:bottom w:val="outset" w:sz="6" w:space="0" w:color="auto"/>
-              <w:right w:val="outset" w:sz="6" w:space="0" w:color="auto"/>
-            </w:tcBorders>
-          </w:tcPr>
-          <w:p>
-            <w:pPr>
-              <w:pStyle w:val="11"/>
+            <w:tcW w:w="477" w:type="dxa"/>
+            <w:tcBorders>
+              <w:top w:val="nil"/>
+              <w:left w:val="outset" w:sz="6" w:space="0" w:color="auto"/>
+              <w:bottom w:val="outset" w:sz="6" w:space="0" w:color="auto"/>
+              <w:right w:val="outset" w:sz="6" w:space="0" w:color="auto"/>
+            </w:tcBorders>
+          </w:tcPr>
+          <w:p>
+            <w:pPr>
+              <w:pStyle w:val="11"/>
+              <w:jc w:val="center"/>
               <w:rPr>
                 <w:rFonts w:ascii="Consolas" w:hAnsi="Consolas"/>
                 <w:b w:val="0"/>
@@ -5371,17 +5812,18 @@
         </w:tc>
         <w:tc>
           <w:tcPr>
-            <w:tcW w:w="348" w:type="dxa"/>
-            <w:tcBorders>
-              <w:top w:val="nil"/>
-              <w:left w:val="outset" w:sz="6" w:space="0" w:color="auto"/>
-              <w:bottom w:val="outset" w:sz="6" w:space="0" w:color="auto"/>
-              <w:right w:val="outset" w:sz="6" w:space="0" w:color="auto"/>
-            </w:tcBorders>
-          </w:tcPr>
-          <w:p>
-            <w:pPr>
-              <w:pStyle w:val="11"/>
+            <w:tcW w:w="477" w:type="dxa"/>
+            <w:tcBorders>
+              <w:top w:val="nil"/>
+              <w:left w:val="outset" w:sz="6" w:space="0" w:color="auto"/>
+              <w:bottom w:val="outset" w:sz="6" w:space="0" w:color="auto"/>
+              <w:right w:val="outset" w:sz="6" w:space="0" w:color="auto"/>
+            </w:tcBorders>
+          </w:tcPr>
+          <w:p>
+            <w:pPr>
+              <w:pStyle w:val="11"/>
+              <w:jc w:val="center"/>
               <w:rPr>
                 <w:rFonts w:ascii="Consolas" w:hAnsi="Consolas"/>
                 <w:b w:val="0"/>
@@ -5406,7 +5848,7 @@
       <w:tr>
         <w:tc>
           <w:tcPr>
-            <w:tcW w:w="1910" w:type="dxa"/>
+            <w:tcW w:w="1552" w:type="dxa"/>
             <w:tcBorders>
               <w:top w:val="nil"/>
               <w:left w:val="outset" w:sz="6" w:space="0" w:color="auto"/>
@@ -5440,367 +5882,692 @@
         </w:tc>
         <w:tc>
           <w:tcPr>
-            <w:tcW w:w="426" w:type="dxa"/>
-            <w:tcBorders>
-              <w:top w:val="nil"/>
-              <w:left w:val="outset" w:sz="6" w:space="0" w:color="auto"/>
-              <w:bottom w:val="outset" w:sz="6" w:space="0" w:color="auto"/>
-              <w:right w:val="outset" w:sz="6" w:space="0" w:color="auto"/>
-            </w:tcBorders>
-            <w:vAlign w:val="center"/>
-          </w:tcPr>
-          <w:p>
-            <w:pPr>
-              <w:pStyle w:val="11"/>
-              <w:rPr>
-                <w:rFonts w:ascii="Consolas" w:hAnsi="Consolas"/>
-                <w:b w:val="0"/>
-                <w:sz w:val="18"/>
-                <w:szCs w:val="18"/>
-                <w:lang w:val="ru-BY"/>
-              </w:rPr>
-            </w:pPr>
-          </w:p>
-        </w:tc>
-        <w:tc>
-          <w:tcPr>
-            <w:tcW w:w="701" w:type="dxa"/>
-            <w:tcBorders>
-              <w:top w:val="nil"/>
-              <w:left w:val="outset" w:sz="6" w:space="0" w:color="auto"/>
-              <w:bottom w:val="outset" w:sz="6" w:space="0" w:color="auto"/>
-              <w:right w:val="outset" w:sz="6" w:space="0" w:color="auto"/>
-            </w:tcBorders>
-            <w:vAlign w:val="center"/>
-          </w:tcPr>
-          <w:p>
-            <w:pPr>
-              <w:pStyle w:val="11"/>
-              <w:rPr>
-                <w:rFonts w:ascii="Consolas" w:hAnsi="Consolas"/>
-                <w:b w:val="0"/>
-                <w:sz w:val="18"/>
-                <w:szCs w:val="18"/>
-                <w:lang w:val="ru-BY"/>
-              </w:rPr>
-            </w:pPr>
-          </w:p>
-        </w:tc>
-        <w:tc>
-          <w:tcPr>
-            <w:tcW w:w="780" w:type="dxa"/>
-            <w:tcBorders>
-              <w:top w:val="nil"/>
-              <w:left w:val="outset" w:sz="6" w:space="0" w:color="auto"/>
-              <w:bottom w:val="outset" w:sz="6" w:space="0" w:color="auto"/>
-              <w:right w:val="outset" w:sz="6" w:space="0" w:color="auto"/>
-            </w:tcBorders>
-            <w:vAlign w:val="center"/>
-          </w:tcPr>
-          <w:p>
-            <w:pPr>
-              <w:pStyle w:val="11"/>
-              <w:rPr>
-                <w:rFonts w:ascii="Consolas" w:hAnsi="Consolas"/>
-                <w:b w:val="0"/>
-                <w:sz w:val="18"/>
-                <w:szCs w:val="18"/>
-                <w:lang w:val="ru-BY"/>
-              </w:rPr>
-            </w:pPr>
-          </w:p>
-        </w:tc>
-        <w:tc>
-          <w:tcPr>
-            <w:tcW w:w="465" w:type="dxa"/>
-            <w:tcBorders>
-              <w:top w:val="nil"/>
-              <w:left w:val="outset" w:sz="6" w:space="0" w:color="auto"/>
-              <w:bottom w:val="outset" w:sz="6" w:space="0" w:color="auto"/>
-              <w:right w:val="outset" w:sz="6" w:space="0" w:color="auto"/>
-            </w:tcBorders>
-            <w:vAlign w:val="center"/>
-          </w:tcPr>
-          <w:p>
-            <w:pPr>
-              <w:pStyle w:val="11"/>
-              <w:rPr>
-                <w:rFonts w:ascii="Consolas" w:hAnsi="Consolas"/>
-                <w:b w:val="0"/>
-                <w:sz w:val="18"/>
-                <w:szCs w:val="18"/>
-                <w:lang w:val="ru-BY"/>
-              </w:rPr>
-            </w:pPr>
-          </w:p>
-        </w:tc>
-        <w:tc>
-          <w:tcPr>
-            <w:tcW w:w="525" w:type="dxa"/>
-            <w:tcBorders>
-              <w:top w:val="nil"/>
-              <w:left w:val="outset" w:sz="6" w:space="0" w:color="auto"/>
-              <w:bottom w:val="outset" w:sz="6" w:space="0" w:color="auto"/>
-              <w:right w:val="outset" w:sz="6" w:space="0" w:color="auto"/>
-            </w:tcBorders>
-            <w:vAlign w:val="center"/>
-          </w:tcPr>
-          <w:p>
-            <w:pPr>
-              <w:pStyle w:val="11"/>
-              <w:rPr>
-                <w:rFonts w:ascii="Consolas" w:hAnsi="Consolas"/>
-                <w:b w:val="0"/>
-                <w:sz w:val="18"/>
-                <w:szCs w:val="18"/>
-                <w:lang w:val="ru-BY"/>
-              </w:rPr>
-            </w:pPr>
-          </w:p>
-        </w:tc>
-        <w:tc>
-          <w:tcPr>
-            <w:tcW w:w="525" w:type="dxa"/>
-            <w:tcBorders>
-              <w:top w:val="nil"/>
-              <w:left w:val="outset" w:sz="6" w:space="0" w:color="auto"/>
-              <w:bottom w:val="outset" w:sz="6" w:space="0" w:color="auto"/>
-              <w:right w:val="outset" w:sz="6" w:space="0" w:color="auto"/>
-            </w:tcBorders>
-            <w:vAlign w:val="center"/>
-          </w:tcPr>
-          <w:p>
-            <w:pPr>
-              <w:pStyle w:val="11"/>
-              <w:rPr>
-                <w:rFonts w:ascii="Consolas" w:hAnsi="Consolas"/>
-                <w:b w:val="0"/>
-                <w:sz w:val="18"/>
-                <w:szCs w:val="18"/>
-                <w:lang w:val="ru-BY"/>
-              </w:rPr>
-            </w:pPr>
-          </w:p>
-        </w:tc>
-        <w:tc>
-          <w:tcPr>
-            <w:tcW w:w="465" w:type="dxa"/>
-            <w:tcBorders>
-              <w:top w:val="nil"/>
-              <w:left w:val="outset" w:sz="6" w:space="0" w:color="auto"/>
-              <w:bottom w:val="outset" w:sz="6" w:space="0" w:color="auto"/>
-              <w:right w:val="outset" w:sz="6" w:space="0" w:color="auto"/>
-            </w:tcBorders>
-            <w:vAlign w:val="center"/>
-          </w:tcPr>
-          <w:p>
-            <w:pPr>
-              <w:pStyle w:val="11"/>
-              <w:rPr>
-                <w:rFonts w:ascii="Consolas" w:hAnsi="Consolas"/>
-                <w:b w:val="0"/>
-                <w:sz w:val="18"/>
-                <w:szCs w:val="18"/>
-                <w:lang w:val="ru-BY"/>
-              </w:rPr>
-            </w:pPr>
-          </w:p>
-        </w:tc>
-        <w:tc>
-          <w:tcPr>
-            <w:tcW w:w="525" w:type="dxa"/>
-            <w:tcBorders>
-              <w:top w:val="nil"/>
-              <w:left w:val="outset" w:sz="6" w:space="0" w:color="auto"/>
-              <w:bottom w:val="outset" w:sz="6" w:space="0" w:color="auto"/>
-              <w:right w:val="outset" w:sz="6" w:space="0" w:color="auto"/>
-            </w:tcBorders>
-            <w:vAlign w:val="center"/>
-          </w:tcPr>
-          <w:p>
-            <w:pPr>
-              <w:pStyle w:val="11"/>
-              <w:rPr>
-                <w:rFonts w:ascii="Consolas" w:hAnsi="Consolas"/>
-                <w:b w:val="0"/>
-                <w:sz w:val="18"/>
-                <w:szCs w:val="18"/>
-                <w:lang w:val="ru-BY"/>
-              </w:rPr>
-            </w:pPr>
-          </w:p>
-        </w:tc>
-        <w:tc>
-          <w:tcPr>
-            <w:tcW w:w="624" w:type="dxa"/>
-            <w:tcBorders>
-              <w:top w:val="nil"/>
-              <w:left w:val="outset" w:sz="6" w:space="0" w:color="auto"/>
-              <w:bottom w:val="outset" w:sz="6" w:space="0" w:color="auto"/>
-              <w:right w:val="outset" w:sz="6" w:space="0" w:color="auto"/>
-            </w:tcBorders>
-            <w:vAlign w:val="center"/>
-          </w:tcPr>
-          <w:p>
-            <w:pPr>
-              <w:pStyle w:val="11"/>
-              <w:rPr>
-                <w:rFonts w:ascii="Consolas" w:hAnsi="Consolas"/>
-                <w:b w:val="0"/>
-                <w:sz w:val="18"/>
-                <w:szCs w:val="18"/>
-                <w:lang w:val="ru-BY"/>
-              </w:rPr>
-            </w:pPr>
-          </w:p>
-        </w:tc>
-        <w:tc>
-          <w:tcPr>
-            <w:tcW w:w="481" w:type="dxa"/>
-            <w:tcBorders>
-              <w:top w:val="nil"/>
-              <w:left w:val="outset" w:sz="6" w:space="0" w:color="auto"/>
-              <w:bottom w:val="outset" w:sz="6" w:space="0" w:color="auto"/>
-              <w:right w:val="outset" w:sz="6" w:space="0" w:color="auto"/>
-            </w:tcBorders>
-            <w:vAlign w:val="center"/>
-          </w:tcPr>
-          <w:p>
-            <w:pPr>
-              <w:pStyle w:val="11"/>
-              <w:rPr>
-                <w:rFonts w:ascii="Consolas" w:hAnsi="Consolas"/>
-                <w:b w:val="0"/>
-                <w:sz w:val="18"/>
-                <w:szCs w:val="18"/>
-                <w:lang w:val="ru-BY"/>
-              </w:rPr>
-            </w:pPr>
-          </w:p>
-        </w:tc>
-        <w:tc>
-          <w:tcPr>
-            <w:tcW w:w="524" w:type="dxa"/>
-            <w:tcBorders>
-              <w:top w:val="nil"/>
-              <w:left w:val="outset" w:sz="6" w:space="0" w:color="auto"/>
-              <w:bottom w:val="outset" w:sz="6" w:space="0" w:color="auto"/>
-              <w:right w:val="outset" w:sz="6" w:space="0" w:color="auto"/>
-            </w:tcBorders>
-            <w:vAlign w:val="center"/>
-          </w:tcPr>
-          <w:p>
-            <w:pPr>
-              <w:pStyle w:val="11"/>
-              <w:rPr>
-                <w:rFonts w:ascii="Consolas" w:hAnsi="Consolas"/>
-                <w:b w:val="0"/>
-                <w:sz w:val="18"/>
-                <w:szCs w:val="18"/>
-                <w:lang w:val="ru-BY"/>
-              </w:rPr>
-            </w:pPr>
-          </w:p>
-        </w:tc>
-        <w:tc>
-          <w:tcPr>
-            <w:tcW w:w="274" w:type="dxa"/>
-            <w:tcBorders>
-              <w:top w:val="nil"/>
-              <w:left w:val="outset" w:sz="6" w:space="0" w:color="auto"/>
-              <w:bottom w:val="outset" w:sz="6" w:space="0" w:color="auto"/>
-              <w:right w:val="outset" w:sz="6" w:space="0" w:color="auto"/>
-            </w:tcBorders>
-            <w:vAlign w:val="center"/>
-          </w:tcPr>
-          <w:p>
-            <w:pPr>
-              <w:pStyle w:val="11"/>
-              <w:rPr>
-                <w:rFonts w:ascii="Consolas" w:hAnsi="Consolas"/>
-                <w:b w:val="0"/>
-                <w:sz w:val="18"/>
-                <w:szCs w:val="18"/>
-                <w:lang w:val="ru-BY"/>
-              </w:rPr>
-            </w:pPr>
-          </w:p>
-        </w:tc>
-        <w:tc>
-          <w:tcPr>
-            <w:tcW w:w="383" w:type="dxa"/>
-            <w:tcBorders>
-              <w:top w:val="nil"/>
-              <w:left w:val="outset" w:sz="6" w:space="0" w:color="auto"/>
-              <w:bottom w:val="outset" w:sz="6" w:space="0" w:color="auto"/>
-              <w:right w:val="outset" w:sz="6" w:space="0" w:color="auto"/>
-            </w:tcBorders>
-            <w:vAlign w:val="center"/>
-          </w:tcPr>
-          <w:p>
-            <w:pPr>
-              <w:pStyle w:val="11"/>
-              <w:rPr>
-                <w:rFonts w:ascii="Consolas" w:hAnsi="Consolas"/>
-                <w:b w:val="0"/>
-                <w:sz w:val="18"/>
-                <w:szCs w:val="18"/>
-                <w:lang w:val="ru-BY"/>
-              </w:rPr>
-            </w:pPr>
-          </w:p>
-        </w:tc>
-        <w:tc>
-          <w:tcPr>
-            <w:tcW w:w="383" w:type="dxa"/>
-            <w:tcBorders>
-              <w:top w:val="nil"/>
-              <w:left w:val="outset" w:sz="6" w:space="0" w:color="auto"/>
-              <w:bottom w:val="outset" w:sz="6" w:space="0" w:color="auto"/>
-              <w:right w:val="outset" w:sz="6" w:space="0" w:color="auto"/>
-            </w:tcBorders>
-          </w:tcPr>
-          <w:p>
-            <w:pPr>
-              <w:pStyle w:val="11"/>
-              <w:rPr>
-                <w:rFonts w:ascii="Consolas" w:hAnsi="Consolas"/>
-                <w:b w:val="0"/>
-                <w:sz w:val="18"/>
-                <w:szCs w:val="18"/>
-                <w:lang w:val="ru-BY"/>
-              </w:rPr>
-            </w:pPr>
-          </w:p>
-        </w:tc>
-        <w:tc>
-          <w:tcPr>
-            <w:tcW w:w="348" w:type="dxa"/>
-            <w:tcBorders>
-              <w:top w:val="nil"/>
-              <w:left w:val="outset" w:sz="6" w:space="0" w:color="auto"/>
-              <w:bottom w:val="outset" w:sz="6" w:space="0" w:color="auto"/>
-              <w:right w:val="outset" w:sz="6" w:space="0" w:color="auto"/>
-            </w:tcBorders>
-          </w:tcPr>
-          <w:p>
-            <w:pPr>
-              <w:pStyle w:val="11"/>
-              <w:rPr>
-                <w:rFonts w:ascii="Consolas" w:hAnsi="Consolas"/>
-                <w:b w:val="0"/>
-                <w:sz w:val="18"/>
-                <w:szCs w:val="18"/>
-                <w:lang w:val="ru-BY"/>
-              </w:rPr>
-            </w:pPr>
+            <w:tcW w:w="708" w:type="dxa"/>
+            <w:tcBorders>
+              <w:top w:val="nil"/>
+              <w:left w:val="outset" w:sz="6" w:space="0" w:color="auto"/>
+              <w:bottom w:val="outset" w:sz="6" w:space="0" w:color="auto"/>
+              <w:right w:val="outset" w:sz="6" w:space="0" w:color="auto"/>
+            </w:tcBorders>
+            <w:vAlign w:val="center"/>
+          </w:tcPr>
+          <w:p>
+            <w:pPr>
+              <w:pStyle w:val="11"/>
+              <w:jc w:val="center"/>
+              <w:rPr>
+                <w:rFonts w:ascii="Consolas" w:hAnsi="Consolas"/>
+                <w:b w:val="0"/>
+                <w:sz w:val="16"/>
+                <w:szCs w:val="16"/>
+                <w:lang w:val="ru-BY"/>
+              </w:rPr>
+            </w:pPr>
+            <w:r>
+              <w:rPr>
+                <w:rFonts w:ascii="Consolas" w:hAnsi="Consolas"/>
+                <w:b w:val="0"/>
+                <w:sz w:val="16"/>
+                <w:szCs w:val="16"/>
+                <w:lang w:val="ru-BY"/>
+              </w:rPr>
+              <w:t xml:space="preserve">3, </w:t>
+            </w:r>
+            <w:r>
+              <w:rPr>
+                <w:rFonts w:ascii="Consolas" w:hAnsi="Consolas"/>
+                <w:b w:val="0"/>
+                <w:sz w:val="16"/>
+                <w:szCs w:val="16"/>
+                <w:lang w:val="ru-BY"/>
+              </w:rPr>
+              <w:t>12</w:t>
+            </w:r>
+            <w:r>
+              <w:rPr>
+                <w:rFonts w:ascii="Consolas" w:hAnsi="Consolas"/>
+                <w:b w:val="0"/>
+                <w:sz w:val="16"/>
+                <w:szCs w:val="16"/>
+                <w:lang w:val="ru-BY"/>
+              </w:rPr>
+              <w:t>-</w:t>
+            </w:r>
+            <w:r>
+              <w:rPr>
+                <w:rFonts w:ascii="Consolas" w:hAnsi="Consolas"/>
+                <w:b w:val="0"/>
+                <w:sz w:val="16"/>
+                <w:szCs w:val="16"/>
+                <w:lang w:val="ru-BY"/>
+              </w:rPr>
+              <w:t>16,19,</w:t>
+            </w:r>
+            <w:r>
+              <w:rPr>
+                <w:rFonts w:ascii="Consolas" w:hAnsi="Consolas"/>
+                <w:b w:val="0"/>
+                <w:sz w:val="16"/>
+                <w:szCs w:val="16"/>
+                <w:lang w:val="ru-BY"/>
+              </w:rPr>
+              <w:t xml:space="preserve"> </w:t>
+            </w:r>
+            <w:r>
+              <w:rPr>
+                <w:rFonts w:ascii="Consolas" w:hAnsi="Consolas"/>
+                <w:b w:val="0"/>
+                <w:sz w:val="16"/>
+                <w:szCs w:val="16"/>
+                <w:lang w:val="ru-BY"/>
+              </w:rPr>
+              <w:t>21-37</w:t>
+            </w:r>
+          </w:p>
+        </w:tc>
+        <w:tc>
+          <w:tcPr>
+            <w:tcW w:w="606" w:type="dxa"/>
+            <w:tcBorders>
+              <w:top w:val="nil"/>
+              <w:left w:val="outset" w:sz="6" w:space="0" w:color="auto"/>
+              <w:bottom w:val="outset" w:sz="6" w:space="0" w:color="auto"/>
+              <w:right w:val="outset" w:sz="6" w:space="0" w:color="auto"/>
+            </w:tcBorders>
+            <w:vAlign w:val="center"/>
+          </w:tcPr>
+          <w:p>
+            <w:pPr>
+              <w:pStyle w:val="11"/>
+              <w:jc w:val="center"/>
+              <w:rPr>
+                <w:rFonts w:ascii="Consolas" w:hAnsi="Consolas"/>
+                <w:b w:val="0"/>
+                <w:sz w:val="16"/>
+                <w:szCs w:val="16"/>
+                <w:lang w:val="ru-BY"/>
+              </w:rPr>
+            </w:pPr>
+            <w:r>
+              <w:rPr>
+                <w:rFonts w:ascii="Consolas" w:hAnsi="Consolas"/>
+                <w:b w:val="0"/>
+                <w:sz w:val="16"/>
+                <w:szCs w:val="16"/>
+                <w:lang w:val="ru-BY"/>
+              </w:rPr>
+              <w:t>5</w:t>
+            </w:r>
+            <w:r>
+              <w:rPr>
+                <w:rFonts w:ascii="Consolas" w:hAnsi="Consolas"/>
+                <w:b w:val="0"/>
+                <w:sz w:val="16"/>
+                <w:szCs w:val="16"/>
+                <w:lang w:val="ru-BY"/>
+              </w:rPr>
+              <w:t>,17, 20</w:t>
+            </w:r>
+          </w:p>
+        </w:tc>
+        <w:tc>
+          <w:tcPr>
+            <w:tcW w:w="389" w:type="dxa"/>
+            <w:tcBorders>
+              <w:top w:val="nil"/>
+              <w:left w:val="outset" w:sz="6" w:space="0" w:color="auto"/>
+              <w:bottom w:val="outset" w:sz="6" w:space="0" w:color="auto"/>
+              <w:right w:val="outset" w:sz="6" w:space="0" w:color="auto"/>
+            </w:tcBorders>
+            <w:vAlign w:val="center"/>
+          </w:tcPr>
+          <w:p>
+            <w:pPr>
+              <w:pStyle w:val="11"/>
+              <w:jc w:val="center"/>
+              <w:rPr>
+                <w:rFonts w:ascii="Consolas" w:hAnsi="Consolas"/>
+                <w:b w:val="0"/>
+                <w:sz w:val="16"/>
+                <w:szCs w:val="16"/>
+                <w:lang w:val="ru-BY"/>
+              </w:rPr>
+            </w:pPr>
+            <w:r>
+              <w:rPr>
+                <w:rFonts w:ascii="Consolas" w:hAnsi="Consolas"/>
+                <w:b w:val="0"/>
+                <w:sz w:val="16"/>
+                <w:szCs w:val="16"/>
+                <w:lang w:val="ru-BY"/>
+              </w:rPr>
+              <w:t>18</w:t>
+            </w:r>
+          </w:p>
+        </w:tc>
+        <w:tc>
+          <w:tcPr>
+            <w:tcW w:w="656" w:type="dxa"/>
+            <w:tcBorders>
+              <w:top w:val="nil"/>
+              <w:left w:val="outset" w:sz="6" w:space="0" w:color="auto"/>
+              <w:bottom w:val="outset" w:sz="6" w:space="0" w:color="auto"/>
+              <w:right w:val="outset" w:sz="6" w:space="0" w:color="auto"/>
+            </w:tcBorders>
+            <w:vAlign w:val="center"/>
+          </w:tcPr>
+          <w:p>
+            <w:pPr>
+              <w:pStyle w:val="11"/>
+              <w:jc w:val="center"/>
+              <w:rPr>
+                <w:rFonts w:ascii="Consolas" w:hAnsi="Consolas"/>
+                <w:b w:val="0"/>
+                <w:sz w:val="16"/>
+                <w:szCs w:val="16"/>
+                <w:lang w:val="ru-BY"/>
+              </w:rPr>
+            </w:pPr>
+            <w:r>
+              <w:rPr>
+                <w:rFonts w:ascii="Consolas" w:hAnsi="Consolas"/>
+                <w:b w:val="0"/>
+                <w:sz w:val="16"/>
+                <w:szCs w:val="16"/>
+                <w:lang w:val="ru-BY"/>
+              </w:rPr>
+              <w:t>9</w:t>
+            </w:r>
+            <w:r>
+              <w:rPr>
+                <w:rFonts w:ascii="Consolas" w:hAnsi="Consolas"/>
+                <w:b w:val="0"/>
+                <w:sz w:val="16"/>
+                <w:szCs w:val="16"/>
+                <w:lang w:val="ru-BY"/>
+              </w:rPr>
+              <w:t>,7,8, 18</w:t>
+            </w:r>
+          </w:p>
+        </w:tc>
+        <w:tc>
+          <w:tcPr>
+            <w:tcW w:w="567" w:type="dxa"/>
+            <w:tcBorders>
+              <w:top w:val="nil"/>
+              <w:left w:val="outset" w:sz="6" w:space="0" w:color="auto"/>
+              <w:bottom w:val="outset" w:sz="6" w:space="0" w:color="auto"/>
+              <w:right w:val="outset" w:sz="6" w:space="0" w:color="auto"/>
+            </w:tcBorders>
+            <w:vAlign w:val="center"/>
+          </w:tcPr>
+          <w:p>
+            <w:pPr>
+              <w:pStyle w:val="11"/>
+              <w:jc w:val="center"/>
+              <w:rPr>
+                <w:rFonts w:ascii="Consolas" w:hAnsi="Consolas"/>
+                <w:b w:val="0"/>
+                <w:sz w:val="16"/>
+                <w:szCs w:val="16"/>
+                <w:lang w:val="ru-BY"/>
+              </w:rPr>
+            </w:pPr>
+            <w:r>
+              <w:rPr>
+                <w:rFonts w:ascii="Consolas" w:hAnsi="Consolas"/>
+                <w:b w:val="0"/>
+                <w:sz w:val="16"/>
+                <w:szCs w:val="16"/>
+                <w:lang w:val="ru-BY"/>
+              </w:rPr>
+              <w:t>14-1</w:t>
+            </w:r>
+            <w:r>
+              <w:rPr>
+                <w:rFonts w:ascii="Consolas" w:hAnsi="Consolas"/>
+                <w:b w:val="0"/>
+                <w:sz w:val="16"/>
+                <w:szCs w:val="16"/>
+                <w:lang w:val="ru-BY"/>
+              </w:rPr>
+              <w:t>5</w:t>
+            </w:r>
+            <w:r>
+              <w:rPr>
+                <w:rFonts w:ascii="Consolas" w:hAnsi="Consolas"/>
+                <w:b w:val="0"/>
+                <w:sz w:val="16"/>
+                <w:szCs w:val="16"/>
+                <w:lang w:val="ru-BY"/>
+              </w:rPr>
+              <w:t>,19, 21-37</w:t>
+            </w:r>
+          </w:p>
+        </w:tc>
+        <w:tc>
+          <w:tcPr>
+            <w:tcW w:w="567" w:type="dxa"/>
+            <w:tcBorders>
+              <w:top w:val="nil"/>
+              <w:left w:val="outset" w:sz="6" w:space="0" w:color="auto"/>
+              <w:bottom w:val="outset" w:sz="6" w:space="0" w:color="auto"/>
+              <w:right w:val="outset" w:sz="6" w:space="0" w:color="auto"/>
+            </w:tcBorders>
+            <w:vAlign w:val="center"/>
+          </w:tcPr>
+          <w:p>
+            <w:pPr>
+              <w:pStyle w:val="11"/>
+              <w:jc w:val="center"/>
+              <w:rPr>
+                <w:rFonts w:ascii="Consolas" w:hAnsi="Consolas"/>
+                <w:b w:val="0"/>
+                <w:sz w:val="16"/>
+                <w:szCs w:val="16"/>
+                <w:lang w:val="ru-BY"/>
+              </w:rPr>
+            </w:pPr>
+            <w:r>
+              <w:rPr>
+                <w:rFonts w:ascii="Consolas" w:hAnsi="Consolas"/>
+                <w:b w:val="0"/>
+                <w:sz w:val="16"/>
+                <w:szCs w:val="16"/>
+                <w:lang w:val="ru-BY"/>
+              </w:rPr>
+              <w:t>15, 19</w:t>
+            </w:r>
+          </w:p>
+        </w:tc>
+        <w:tc>
+          <w:tcPr>
+            <w:tcW w:w="388" w:type="dxa"/>
+            <w:tcBorders>
+              <w:top w:val="nil"/>
+              <w:left w:val="outset" w:sz="6" w:space="0" w:color="auto"/>
+              <w:bottom w:val="outset" w:sz="6" w:space="0" w:color="auto"/>
+              <w:right w:val="outset" w:sz="6" w:space="0" w:color="auto"/>
+            </w:tcBorders>
+            <w:vAlign w:val="center"/>
+          </w:tcPr>
+          <w:p>
+            <w:pPr>
+              <w:pStyle w:val="11"/>
+              <w:jc w:val="center"/>
+              <w:rPr>
+                <w:rFonts w:ascii="Consolas" w:hAnsi="Consolas"/>
+                <w:b w:val="0"/>
+                <w:sz w:val="16"/>
+                <w:szCs w:val="16"/>
+                <w:lang w:val="ru-BY"/>
+              </w:rPr>
+            </w:pPr>
+            <w:r>
+              <w:rPr>
+                <w:rFonts w:ascii="Consolas" w:hAnsi="Consolas"/>
+                <w:b w:val="0"/>
+                <w:sz w:val="16"/>
+                <w:szCs w:val="16"/>
+                <w:lang w:val="ru-BY"/>
+              </w:rPr>
+              <w:t>20</w:t>
+            </w:r>
+          </w:p>
+        </w:tc>
+        <w:tc>
+          <w:tcPr>
+            <w:tcW w:w="371" w:type="dxa"/>
+            <w:tcBorders>
+              <w:top w:val="nil"/>
+              <w:left w:val="outset" w:sz="6" w:space="0" w:color="auto"/>
+              <w:bottom w:val="outset" w:sz="6" w:space="0" w:color="auto"/>
+              <w:right w:val="outset" w:sz="6" w:space="0" w:color="auto"/>
+            </w:tcBorders>
+            <w:vAlign w:val="center"/>
+          </w:tcPr>
+          <w:p>
+            <w:pPr>
+              <w:pStyle w:val="11"/>
+              <w:jc w:val="center"/>
+              <w:rPr>
+                <w:rFonts w:ascii="Consolas" w:hAnsi="Consolas"/>
+                <w:b w:val="0"/>
+                <w:sz w:val="16"/>
+                <w:szCs w:val="16"/>
+                <w:lang w:val="ru-BY"/>
+              </w:rPr>
+            </w:pPr>
+            <w:r>
+              <w:rPr>
+                <w:rFonts w:ascii="Consolas" w:hAnsi="Consolas"/>
+                <w:b w:val="0"/>
+                <w:sz w:val="16"/>
+                <w:szCs w:val="16"/>
+                <w:lang w:val="ru-BY"/>
+              </w:rPr>
+              <w:t>22-37</w:t>
+            </w:r>
+          </w:p>
+        </w:tc>
+        <w:tc>
+          <w:tcPr>
+            <w:tcW w:w="567" w:type="dxa"/>
+            <w:tcBorders>
+              <w:top w:val="nil"/>
+              <w:left w:val="outset" w:sz="6" w:space="0" w:color="auto"/>
+              <w:bottom w:val="outset" w:sz="6" w:space="0" w:color="auto"/>
+              <w:right w:val="outset" w:sz="6" w:space="0" w:color="auto"/>
+            </w:tcBorders>
+            <w:vAlign w:val="center"/>
+          </w:tcPr>
+          <w:p>
+            <w:pPr>
+              <w:pStyle w:val="11"/>
+              <w:jc w:val="center"/>
+              <w:rPr>
+                <w:rFonts w:ascii="Consolas" w:hAnsi="Consolas"/>
+                <w:b w:val="0"/>
+                <w:sz w:val="16"/>
+                <w:szCs w:val="16"/>
+                <w:lang w:val="ru-BY"/>
+              </w:rPr>
+            </w:pPr>
+            <w:r>
+              <w:rPr>
+                <w:rFonts w:ascii="Consolas" w:hAnsi="Consolas"/>
+                <w:b w:val="0"/>
+                <w:sz w:val="16"/>
+                <w:szCs w:val="16"/>
+                <w:lang w:val="ru-BY"/>
+              </w:rPr>
+              <w:t>22-29, 32-</w:t>
+            </w:r>
+            <w:r>
+              <w:rPr>
+                <w:rFonts w:ascii="Consolas" w:hAnsi="Consolas"/>
+                <w:b w:val="0"/>
+                <w:sz w:val="16"/>
+                <w:szCs w:val="16"/>
+                <w:lang w:val="ru-BY"/>
+              </w:rPr>
+              <w:t>33</w:t>
+            </w:r>
+            <w:r>
+              <w:rPr>
+                <w:rFonts w:ascii="Consolas" w:hAnsi="Consolas"/>
+                <w:b w:val="0"/>
+                <w:sz w:val="16"/>
+                <w:szCs w:val="16"/>
+                <w:lang w:val="ru-BY"/>
+              </w:rPr>
+              <w:t xml:space="preserve">  3</w:t>
+            </w:r>
+            <w:r>
+              <w:rPr>
+                <w:rFonts w:ascii="Consolas" w:hAnsi="Consolas"/>
+                <w:b w:val="0"/>
+                <w:sz w:val="16"/>
+                <w:szCs w:val="16"/>
+                <w:lang w:val="ru-BY"/>
+              </w:rPr>
+              <w:t>5-37</w:t>
+            </w:r>
+          </w:p>
+        </w:tc>
+        <w:tc>
+          <w:tcPr>
+            <w:tcW w:w="583" w:type="dxa"/>
+            <w:tcBorders>
+              <w:top w:val="nil"/>
+              <w:left w:val="outset" w:sz="6" w:space="0" w:color="auto"/>
+              <w:bottom w:val="outset" w:sz="6" w:space="0" w:color="auto"/>
+              <w:right w:val="outset" w:sz="6" w:space="0" w:color="auto"/>
+            </w:tcBorders>
+            <w:vAlign w:val="center"/>
+          </w:tcPr>
+          <w:p>
+            <w:pPr>
+              <w:pStyle w:val="11"/>
+              <w:jc w:val="center"/>
+              <w:rPr>
+                <w:rFonts w:ascii="Consolas" w:hAnsi="Consolas"/>
+                <w:b w:val="0"/>
+                <w:sz w:val="16"/>
+                <w:szCs w:val="16"/>
+                <w:lang w:val="ru-BY"/>
+              </w:rPr>
+            </w:pPr>
+            <w:r>
+              <w:rPr>
+                <w:rFonts w:ascii="Consolas" w:hAnsi="Consolas"/>
+                <w:b w:val="0"/>
+                <w:sz w:val="16"/>
+                <w:szCs w:val="16"/>
+                <w:lang w:val="ru-BY"/>
+              </w:rPr>
+              <w:t>25-29, 32-</w:t>
+            </w:r>
+            <w:r>
+              <w:rPr>
+                <w:rFonts w:ascii="Consolas" w:hAnsi="Consolas"/>
+                <w:b w:val="0"/>
+                <w:sz w:val="16"/>
+                <w:szCs w:val="16"/>
+                <w:lang w:val="ru-BY"/>
+              </w:rPr>
+              <w:t>33, 35-</w:t>
+            </w:r>
+            <w:r>
+              <w:rPr>
+                <w:rFonts w:ascii="Consolas" w:hAnsi="Consolas"/>
+                <w:b w:val="0"/>
+                <w:sz w:val="16"/>
+                <w:szCs w:val="16"/>
+                <w:lang w:val="ru-BY"/>
+              </w:rPr>
+              <w:t>37,</w:t>
+            </w:r>
+          </w:p>
+        </w:tc>
+        <w:tc>
+          <w:tcPr>
+            <w:tcW w:w="477" w:type="dxa"/>
+            <w:tcBorders>
+              <w:top w:val="nil"/>
+              <w:left w:val="outset" w:sz="6" w:space="0" w:color="auto"/>
+              <w:bottom w:val="outset" w:sz="6" w:space="0" w:color="auto"/>
+              <w:right w:val="outset" w:sz="6" w:space="0" w:color="auto"/>
+            </w:tcBorders>
+            <w:vAlign w:val="center"/>
+          </w:tcPr>
+          <w:p>
+            <w:pPr>
+              <w:pStyle w:val="11"/>
+              <w:jc w:val="center"/>
+              <w:rPr>
+                <w:rFonts w:ascii="Consolas" w:hAnsi="Consolas"/>
+                <w:b w:val="0"/>
+                <w:sz w:val="18"/>
+                <w:szCs w:val="18"/>
+                <w:lang w:val="ru-BY"/>
+              </w:rPr>
+            </w:pPr>
+            <w:r>
+              <w:rPr>
+                <w:rFonts w:ascii="Consolas" w:hAnsi="Consolas"/>
+                <w:b w:val="0"/>
+                <w:sz w:val="18"/>
+                <w:szCs w:val="18"/>
+                <w:lang w:val="ru-BY"/>
+              </w:rPr>
+              <w:t>26, 27,</w:t>
+            </w:r>
+          </w:p>
+        </w:tc>
+        <w:tc>
+          <w:tcPr>
+            <w:tcW w:w="477" w:type="dxa"/>
+            <w:tcBorders>
+              <w:top w:val="nil"/>
+              <w:left w:val="outset" w:sz="6" w:space="0" w:color="auto"/>
+              <w:bottom w:val="outset" w:sz="6" w:space="0" w:color="auto"/>
+              <w:right w:val="outset" w:sz="6" w:space="0" w:color="auto"/>
+            </w:tcBorders>
+            <w:vAlign w:val="center"/>
+          </w:tcPr>
+          <w:p>
+            <w:pPr>
+              <w:pStyle w:val="11"/>
+              <w:jc w:val="center"/>
+              <w:rPr>
+                <w:rFonts w:ascii="Consolas" w:hAnsi="Consolas"/>
+                <w:b w:val="0"/>
+                <w:sz w:val="18"/>
+                <w:szCs w:val="18"/>
+                <w:lang w:val="ru-BY"/>
+              </w:rPr>
+            </w:pPr>
+            <w:r>
+              <w:rPr>
+                <w:rFonts w:ascii="Consolas" w:hAnsi="Consolas"/>
+                <w:b w:val="0"/>
+                <w:sz w:val="18"/>
+                <w:szCs w:val="18"/>
+                <w:lang w:val="ru-BY"/>
+              </w:rPr>
+              <w:t>29, 32-33, 35-37</w:t>
+            </w:r>
+          </w:p>
+        </w:tc>
+        <w:tc>
+          <w:tcPr>
+            <w:tcW w:w="477" w:type="dxa"/>
+            <w:tcBorders>
+              <w:top w:val="nil"/>
+              <w:left w:val="outset" w:sz="6" w:space="0" w:color="auto"/>
+              <w:bottom w:val="outset" w:sz="6" w:space="0" w:color="auto"/>
+              <w:right w:val="outset" w:sz="6" w:space="0" w:color="auto"/>
+            </w:tcBorders>
+            <w:vAlign w:val="center"/>
+          </w:tcPr>
+          <w:p>
+            <w:pPr>
+              <w:pStyle w:val="11"/>
+              <w:jc w:val="center"/>
+              <w:rPr>
+                <w:rFonts w:ascii="Consolas" w:hAnsi="Consolas"/>
+                <w:b w:val="0"/>
+                <w:sz w:val="18"/>
+                <w:szCs w:val="18"/>
+                <w:lang w:val="ru-BY"/>
+              </w:rPr>
+            </w:pPr>
+            <w:r>
+              <w:rPr>
+                <w:rFonts w:ascii="Consolas" w:hAnsi="Consolas"/>
+                <w:b w:val="0"/>
+                <w:sz w:val="18"/>
+                <w:szCs w:val="18"/>
+                <w:lang w:val="ru-BY"/>
+              </w:rPr>
+              <w:t>31, 34</w:t>
+            </w:r>
+          </w:p>
+        </w:tc>
+        <w:tc>
+          <w:tcPr>
+            <w:tcW w:w="477" w:type="dxa"/>
+            <w:tcBorders>
+              <w:top w:val="nil"/>
+              <w:left w:val="outset" w:sz="6" w:space="0" w:color="auto"/>
+              <w:bottom w:val="outset" w:sz="6" w:space="0" w:color="auto"/>
+              <w:right w:val="outset" w:sz="6" w:space="0" w:color="auto"/>
+            </w:tcBorders>
+          </w:tcPr>
+          <w:p>
+            <w:pPr>
+              <w:pStyle w:val="11"/>
+              <w:jc w:val="center"/>
+              <w:rPr>
+                <w:rFonts w:ascii="Consolas" w:hAnsi="Consolas"/>
+                <w:b w:val="0"/>
+                <w:sz w:val="18"/>
+                <w:szCs w:val="18"/>
+                <w:lang w:val="ru-BY"/>
+              </w:rPr>
+            </w:pPr>
+            <w:r>
+              <w:rPr>
+                <w:rFonts w:ascii="Consolas" w:hAnsi="Consolas"/>
+                <w:b w:val="0"/>
+                <w:sz w:val="18"/>
+                <w:szCs w:val="18"/>
+                <w:lang w:val="ru-BY"/>
+              </w:rPr>
+              <w:t>33,</w:t>
+            </w:r>
+            <w:r>
+              <w:rPr>
+                <w:rFonts w:ascii="Consolas" w:hAnsi="Consolas"/>
+                <w:b w:val="0"/>
+                <w:sz w:val="18"/>
+                <w:szCs w:val="18"/>
+                <w:lang w:val="ru-BY"/>
+              </w:rPr>
+              <w:t xml:space="preserve"> </w:t>
+            </w:r>
+            <w:r>
+              <w:rPr>
+                <w:rFonts w:ascii="Consolas" w:hAnsi="Consolas"/>
+                <w:b w:val="0"/>
+                <w:sz w:val="18"/>
+                <w:szCs w:val="18"/>
+                <w:lang w:val="ru-BY"/>
+              </w:rPr>
+              <w:t>35-37</w:t>
+            </w:r>
+          </w:p>
+        </w:tc>
+        <w:tc>
+          <w:tcPr>
+            <w:tcW w:w="477" w:type="dxa"/>
+            <w:tcBorders>
+              <w:top w:val="nil"/>
+              <w:left w:val="outset" w:sz="6" w:space="0" w:color="auto"/>
+              <w:bottom w:val="outset" w:sz="6" w:space="0" w:color="auto"/>
+              <w:right w:val="outset" w:sz="6" w:space="0" w:color="auto"/>
+            </w:tcBorders>
+          </w:tcPr>
+          <w:p>
+            <w:pPr>
+              <w:pStyle w:val="11"/>
+              <w:jc w:val="center"/>
+              <w:rPr>
+                <w:rFonts w:ascii="Consolas" w:hAnsi="Consolas"/>
+                <w:b w:val="0"/>
+                <w:sz w:val="18"/>
+                <w:szCs w:val="18"/>
+                <w:lang w:val="ru-BY"/>
+              </w:rPr>
+            </w:pPr>
+            <w:r>
+              <w:rPr>
+                <w:rFonts w:ascii="Consolas" w:hAnsi="Consolas"/>
+                <w:b w:val="0"/>
+                <w:sz w:val="18"/>
+                <w:szCs w:val="18"/>
+                <w:lang w:val="ru-BY"/>
+              </w:rPr>
+              <w:t>36,37</w:t>
+            </w:r>
           </w:p>
         </w:tc>
       </w:tr>
       <w:tr>
         <w:tc>
           <w:tcPr>
-            <w:tcW w:w="1910" w:type="dxa"/>
+            <w:tcW w:w="1552" w:type="dxa"/>
             <w:tcBorders>
               <w:top w:val="nil"/>
               <w:left w:val="outset" w:sz="6" w:space="0" w:color="auto"/>
@@ -5856,18 +6623,229 @@
         </w:tc>
         <w:tc>
           <w:tcPr>
-            <w:tcW w:w="426" w:type="dxa"/>
-            <w:tcBorders>
-              <w:top w:val="nil"/>
-              <w:left w:val="outset" w:sz="6" w:space="0" w:color="auto"/>
-              <w:bottom w:val="outset" w:sz="6" w:space="0" w:color="auto"/>
-              <w:right w:val="outset" w:sz="6" w:space="0" w:color="auto"/>
-            </w:tcBorders>
-            <w:vAlign w:val="center"/>
-          </w:tcPr>
-          <w:p>
-            <w:pPr>
-              <w:pStyle w:val="11"/>
+            <w:tcW w:w="708" w:type="dxa"/>
+            <w:tcBorders>
+              <w:top w:val="nil"/>
+              <w:left w:val="outset" w:sz="6" w:space="0" w:color="auto"/>
+              <w:bottom w:val="outset" w:sz="6" w:space="0" w:color="auto"/>
+              <w:right w:val="outset" w:sz="6" w:space="0" w:color="auto"/>
+            </w:tcBorders>
+            <w:vAlign w:val="center"/>
+          </w:tcPr>
+          <w:p>
+            <w:pPr>
+              <w:pStyle w:val="11"/>
+              <w:jc w:val="center"/>
+              <w:rPr>
+                <w:rFonts w:ascii="Consolas" w:hAnsi="Consolas"/>
+                <w:b w:val="0"/>
+                <w:sz w:val="18"/>
+                <w:szCs w:val="18"/>
+                <w:lang w:val="ru-BY"/>
+              </w:rPr>
+            </w:pPr>
+            <w:r>
+              <w:rPr>
+                <w:rFonts w:ascii="Consolas" w:hAnsi="Consolas"/>
+                <w:b w:val="0"/>
+                <w:sz w:val="18"/>
+                <w:szCs w:val="18"/>
+                <w:lang w:val="ru-BY"/>
+              </w:rPr>
+              <w:t>4</w:t>
+            </w:r>
+          </w:p>
+        </w:tc>
+        <w:tc>
+          <w:tcPr>
+            <w:tcW w:w="606" w:type="dxa"/>
+            <w:tcBorders>
+              <w:top w:val="nil"/>
+              <w:left w:val="outset" w:sz="6" w:space="0" w:color="auto"/>
+              <w:bottom w:val="outset" w:sz="6" w:space="0" w:color="auto"/>
+              <w:right w:val="outset" w:sz="6" w:space="0" w:color="auto"/>
+            </w:tcBorders>
+            <w:vAlign w:val="center"/>
+          </w:tcPr>
+          <w:p>
+            <w:pPr>
+              <w:pStyle w:val="11"/>
+              <w:jc w:val="center"/>
+              <w:rPr>
+                <w:rFonts w:ascii="Consolas" w:hAnsi="Consolas"/>
+                <w:b w:val="0"/>
+                <w:sz w:val="18"/>
+                <w:szCs w:val="18"/>
+                <w:lang w:val="ru-BY"/>
+              </w:rPr>
+            </w:pPr>
+            <w:r>
+              <w:rPr>
+                <w:rFonts w:ascii="Consolas" w:hAnsi="Consolas"/>
+                <w:b w:val="0"/>
+                <w:sz w:val="18"/>
+                <w:szCs w:val="18"/>
+                <w:lang w:val="ru-BY"/>
+              </w:rPr>
+              <w:t>6</w:t>
+            </w:r>
+          </w:p>
+        </w:tc>
+        <w:tc>
+          <w:tcPr>
+            <w:tcW w:w="389" w:type="dxa"/>
+            <w:tcBorders>
+              <w:top w:val="nil"/>
+              <w:left w:val="outset" w:sz="6" w:space="0" w:color="auto"/>
+              <w:bottom w:val="outset" w:sz="6" w:space="0" w:color="auto"/>
+              <w:right w:val="outset" w:sz="6" w:space="0" w:color="auto"/>
+            </w:tcBorders>
+            <w:vAlign w:val="center"/>
+          </w:tcPr>
+          <w:p>
+            <w:pPr>
+              <w:pStyle w:val="11"/>
+              <w:jc w:val="center"/>
+              <w:rPr>
+                <w:rFonts w:ascii="Consolas" w:hAnsi="Consolas"/>
+                <w:b w:val="0"/>
+                <w:sz w:val="18"/>
+                <w:szCs w:val="18"/>
+                <w:lang w:val="ru-BY"/>
+              </w:rPr>
+            </w:pPr>
+            <w:r>
+              <w:rPr>
+                <w:rFonts w:ascii="Consolas" w:hAnsi="Consolas"/>
+                <w:b w:val="0"/>
+                <w:sz w:val="18"/>
+                <w:szCs w:val="18"/>
+                <w:lang w:val="ru-BY"/>
+              </w:rPr>
+              <w:t>9</w:t>
+            </w:r>
+          </w:p>
+        </w:tc>
+        <w:tc>
+          <w:tcPr>
+            <w:tcW w:w="656" w:type="dxa"/>
+            <w:tcBorders>
+              <w:top w:val="nil"/>
+              <w:left w:val="outset" w:sz="6" w:space="0" w:color="auto"/>
+              <w:bottom w:val="outset" w:sz="6" w:space="0" w:color="auto"/>
+              <w:right w:val="outset" w:sz="6" w:space="0" w:color="auto"/>
+            </w:tcBorders>
+            <w:vAlign w:val="center"/>
+          </w:tcPr>
+          <w:p>
+            <w:pPr>
+              <w:pStyle w:val="11"/>
+              <w:jc w:val="center"/>
+              <w:rPr>
+                <w:rFonts w:ascii="Consolas" w:hAnsi="Consolas"/>
+                <w:b w:val="0"/>
+                <w:sz w:val="18"/>
+                <w:szCs w:val="18"/>
+                <w:lang w:val="ru-BY"/>
+              </w:rPr>
+            </w:pPr>
+            <w:r>
+              <w:rPr>
+                <w:rFonts w:ascii="Consolas" w:hAnsi="Consolas"/>
+                <w:b w:val="0"/>
+                <w:sz w:val="18"/>
+                <w:szCs w:val="18"/>
+                <w:lang w:val="ru-BY"/>
+              </w:rPr>
+              <w:t>10</w:t>
+            </w:r>
+          </w:p>
+        </w:tc>
+        <w:tc>
+          <w:tcPr>
+            <w:tcW w:w="567" w:type="dxa"/>
+            <w:tcBorders>
+              <w:top w:val="nil"/>
+              <w:left w:val="outset" w:sz="6" w:space="0" w:color="auto"/>
+              <w:bottom w:val="outset" w:sz="6" w:space="0" w:color="auto"/>
+              <w:right w:val="outset" w:sz="6" w:space="0" w:color="auto"/>
+            </w:tcBorders>
+            <w:vAlign w:val="center"/>
+          </w:tcPr>
+          <w:p>
+            <w:pPr>
+              <w:pStyle w:val="11"/>
+              <w:jc w:val="center"/>
+              <w:rPr>
+                <w:rFonts w:ascii="Consolas" w:hAnsi="Consolas"/>
+                <w:b w:val="0"/>
+                <w:sz w:val="18"/>
+                <w:szCs w:val="18"/>
+                <w:lang w:val="ru-BY"/>
+              </w:rPr>
+            </w:pPr>
+            <w:r>
+              <w:rPr>
+                <w:rFonts w:ascii="Consolas" w:hAnsi="Consolas"/>
+                <w:b w:val="0"/>
+                <w:sz w:val="18"/>
+                <w:szCs w:val="18"/>
+                <w:lang w:val="ru-BY"/>
+              </w:rPr>
+              <w:t>16</w:t>
+            </w:r>
+          </w:p>
+        </w:tc>
+        <w:tc>
+          <w:tcPr>
+            <w:tcW w:w="567" w:type="dxa"/>
+            <w:tcBorders>
+              <w:top w:val="nil"/>
+              <w:left w:val="outset" w:sz="6" w:space="0" w:color="auto"/>
+              <w:bottom w:val="outset" w:sz="6" w:space="0" w:color="auto"/>
+              <w:right w:val="outset" w:sz="6" w:space="0" w:color="auto"/>
+            </w:tcBorders>
+            <w:vAlign w:val="center"/>
+          </w:tcPr>
+          <w:p>
+            <w:pPr>
+              <w:pStyle w:val="11"/>
+              <w:jc w:val="center"/>
+              <w:rPr>
+                <w:rFonts w:ascii="Consolas" w:hAnsi="Consolas"/>
+                <w:b w:val="0"/>
+                <w:sz w:val="18"/>
+                <w:szCs w:val="18"/>
+                <w:lang w:val="ru-BY"/>
+              </w:rPr>
+            </w:pPr>
+            <w:r>
+              <w:rPr>
+                <w:rFonts w:ascii="Consolas" w:hAnsi="Consolas"/>
+                <w:b w:val="0"/>
+                <w:sz w:val="18"/>
+                <w:szCs w:val="18"/>
+                <w:lang w:val="ru-BY"/>
+              </w:rPr>
+              <w:t>16</w:t>
+            </w:r>
+          </w:p>
+        </w:tc>
+        <w:tc>
+          <w:tcPr>
+            <w:tcW w:w="388" w:type="dxa"/>
+            <w:tcBorders>
+              <w:top w:val="nil"/>
+              <w:left w:val="outset" w:sz="6" w:space="0" w:color="auto"/>
+              <w:bottom w:val="outset" w:sz="6" w:space="0" w:color="auto"/>
+              <w:right w:val="outset" w:sz="6" w:space="0" w:color="auto"/>
+            </w:tcBorders>
+            <w:vAlign w:val="center"/>
+          </w:tcPr>
+          <w:p>
+            <w:pPr>
+              <w:pStyle w:val="11"/>
+              <w:jc w:val="center"/>
               <w:rPr>
                 <w:rFonts w:ascii="Consolas" w:hAnsi="Consolas"/>
                 <w:b w:val="0"/>
@@ -5890,120 +6868,19 @@
         </w:tc>
         <w:tc>
           <w:tcPr>
-            <w:tcW w:w="701" w:type="dxa"/>
-            <w:tcBorders>
-              <w:top w:val="nil"/>
-              <w:left w:val="outset" w:sz="6" w:space="0" w:color="auto"/>
-              <w:bottom w:val="outset" w:sz="6" w:space="0" w:color="auto"/>
-              <w:right w:val="outset" w:sz="6" w:space="0" w:color="auto"/>
-            </w:tcBorders>
-            <w:vAlign w:val="center"/>
-          </w:tcPr>
-          <w:p>
-            <w:pPr>
-              <w:pStyle w:val="11"/>
-              <w:rPr>
-                <w:rFonts w:ascii="Consolas" w:hAnsi="Consolas"/>
-                <w:b w:val="0"/>
-                <w:sz w:val="18"/>
-                <w:szCs w:val="18"/>
-                <w:lang w:val="ru-BY"/>
-              </w:rPr>
-            </w:pPr>
-            <w:r>
-              <w:rPr>
-                <w:rFonts w:ascii="Consolas" w:hAnsi="Consolas"/>
-                <w:b w:val="0"/>
-                <w:sz w:val="18"/>
-                <w:szCs w:val="18"/>
-                <w:lang w:val="ru-BY"/>
-              </w:rPr>
-              <w:t>6</w:t>
-            </w:r>
-          </w:p>
-        </w:tc>
-        <w:tc>
-          <w:tcPr>
-            <w:tcW w:w="780" w:type="dxa"/>
-            <w:tcBorders>
-              <w:top w:val="nil"/>
-              <w:left w:val="outset" w:sz="6" w:space="0" w:color="auto"/>
-              <w:bottom w:val="outset" w:sz="6" w:space="0" w:color="auto"/>
-              <w:right w:val="outset" w:sz="6" w:space="0" w:color="auto"/>
-            </w:tcBorders>
-            <w:vAlign w:val="center"/>
-          </w:tcPr>
-          <w:p>
-            <w:pPr>
-              <w:pStyle w:val="11"/>
-              <w:rPr>
-                <w:rFonts w:ascii="Consolas" w:hAnsi="Consolas"/>
-                <w:b w:val="0"/>
-                <w:sz w:val="18"/>
-                <w:szCs w:val="18"/>
-                <w:lang w:val="ru-BY"/>
-              </w:rPr>
-            </w:pPr>
-            <w:r>
-              <w:rPr>
-                <w:rFonts w:ascii="Consolas" w:hAnsi="Consolas"/>
-                <w:b w:val="0"/>
-                <w:sz w:val="18"/>
-                <w:szCs w:val="18"/>
-                <w:lang w:val="ru-BY"/>
-              </w:rPr>
-              <w:t>9</w:t>
-            </w:r>
-          </w:p>
-        </w:tc>
-        <w:tc>
-          <w:tcPr>
-            <w:tcW w:w="465" w:type="dxa"/>
-            <w:tcBorders>
-              <w:top w:val="nil"/>
-              <w:left w:val="outset" w:sz="6" w:space="0" w:color="auto"/>
-              <w:bottom w:val="outset" w:sz="6" w:space="0" w:color="auto"/>
-              <w:right w:val="outset" w:sz="6" w:space="0" w:color="auto"/>
-            </w:tcBorders>
-            <w:vAlign w:val="center"/>
-          </w:tcPr>
-          <w:p>
-            <w:pPr>
-              <w:pStyle w:val="11"/>
-              <w:rPr>
-                <w:rFonts w:ascii="Consolas" w:hAnsi="Consolas"/>
-                <w:b w:val="0"/>
-                <w:sz w:val="18"/>
-                <w:szCs w:val="18"/>
-                <w:lang w:val="ru-BY"/>
-              </w:rPr>
-            </w:pPr>
-            <w:r>
-              <w:rPr>
-                <w:rFonts w:ascii="Consolas" w:hAnsi="Consolas"/>
-                <w:b w:val="0"/>
-                <w:sz w:val="18"/>
-                <w:szCs w:val="18"/>
-                <w:lang w:val="ru-BY"/>
-              </w:rPr>
-              <w:t>10</w:t>
-            </w:r>
-          </w:p>
-        </w:tc>
-        <w:tc>
-          <w:tcPr>
-            <w:tcW w:w="525" w:type="dxa"/>
-            <w:tcBorders>
-              <w:top w:val="nil"/>
-              <w:left w:val="outset" w:sz="6" w:space="0" w:color="auto"/>
-              <w:bottom w:val="outset" w:sz="6" w:space="0" w:color="auto"/>
-              <w:right w:val="outset" w:sz="6" w:space="0" w:color="auto"/>
-            </w:tcBorders>
-            <w:vAlign w:val="center"/>
-          </w:tcPr>
-          <w:p>
-            <w:pPr>
-              <w:pStyle w:val="11"/>
+            <w:tcW w:w="371" w:type="dxa"/>
+            <w:tcBorders>
+              <w:top w:val="nil"/>
+              <w:left w:val="outset" w:sz="6" w:space="0" w:color="auto"/>
+              <w:bottom w:val="outset" w:sz="6" w:space="0" w:color="auto"/>
+              <w:right w:val="outset" w:sz="6" w:space="0" w:color="auto"/>
+            </w:tcBorders>
+            <w:vAlign w:val="center"/>
+          </w:tcPr>
+          <w:p>
+            <w:pPr>
+              <w:pStyle w:val="11"/>
+              <w:jc w:val="center"/>
               <w:rPr>
                 <w:rFonts w:ascii="Consolas" w:hAnsi="Consolas"/>
                 <w:b w:val="0"/>
@@ -6026,18 +6903,19 @@
         </w:tc>
         <w:tc>
           <w:tcPr>
-            <w:tcW w:w="525" w:type="dxa"/>
-            <w:tcBorders>
-              <w:top w:val="nil"/>
-              <w:left w:val="outset" w:sz="6" w:space="0" w:color="auto"/>
-              <w:bottom w:val="outset" w:sz="6" w:space="0" w:color="auto"/>
-              <w:right w:val="outset" w:sz="6" w:space="0" w:color="auto"/>
-            </w:tcBorders>
-            <w:vAlign w:val="center"/>
-          </w:tcPr>
-          <w:p>
-            <w:pPr>
-              <w:pStyle w:val="11"/>
+            <w:tcW w:w="567" w:type="dxa"/>
+            <w:tcBorders>
+              <w:top w:val="nil"/>
+              <w:left w:val="outset" w:sz="6" w:space="0" w:color="auto"/>
+              <w:bottom w:val="outset" w:sz="6" w:space="0" w:color="auto"/>
+              <w:right w:val="outset" w:sz="6" w:space="0" w:color="auto"/>
+            </w:tcBorders>
+            <w:vAlign w:val="center"/>
+          </w:tcPr>
+          <w:p>
+            <w:pPr>
+              <w:pStyle w:val="11"/>
+              <w:jc w:val="center"/>
               <w:rPr>
                 <w:rFonts w:ascii="Consolas" w:hAnsi="Consolas"/>
                 <w:b w:val="0"/>
@@ -6060,52 +6938,19 @@
         </w:tc>
         <w:tc>
           <w:tcPr>
-            <w:tcW w:w="465" w:type="dxa"/>
-            <w:tcBorders>
-              <w:top w:val="nil"/>
-              <w:left w:val="outset" w:sz="6" w:space="0" w:color="auto"/>
-              <w:bottom w:val="outset" w:sz="6" w:space="0" w:color="auto"/>
-              <w:right w:val="outset" w:sz="6" w:space="0" w:color="auto"/>
-            </w:tcBorders>
-            <w:vAlign w:val="center"/>
-          </w:tcPr>
-          <w:p>
-            <w:pPr>
-              <w:pStyle w:val="11"/>
-              <w:rPr>
-                <w:rFonts w:ascii="Consolas" w:hAnsi="Consolas"/>
-                <w:b w:val="0"/>
-                <w:sz w:val="18"/>
-                <w:szCs w:val="18"/>
-                <w:lang w:val="ru-BY"/>
-              </w:rPr>
-            </w:pPr>
-            <w:r>
-              <w:rPr>
-                <w:rFonts w:ascii="Consolas" w:hAnsi="Consolas"/>
-                <w:b w:val="0"/>
-                <w:sz w:val="18"/>
-                <w:szCs w:val="18"/>
-                <w:lang w:val="ru-BY"/>
-              </w:rPr>
-              <w:t>5</w:t>
-            </w:r>
-          </w:p>
-        </w:tc>
-        <w:tc>
-          <w:tcPr>
-            <w:tcW w:w="525" w:type="dxa"/>
-            <w:tcBorders>
-              <w:top w:val="nil"/>
-              <w:left w:val="outset" w:sz="6" w:space="0" w:color="auto"/>
-              <w:bottom w:val="outset" w:sz="6" w:space="0" w:color="auto"/>
-              <w:right w:val="outset" w:sz="6" w:space="0" w:color="auto"/>
-            </w:tcBorders>
-            <w:vAlign w:val="center"/>
-          </w:tcPr>
-          <w:p>
-            <w:pPr>
-              <w:pStyle w:val="11"/>
+            <w:tcW w:w="583" w:type="dxa"/>
+            <w:tcBorders>
+              <w:top w:val="nil"/>
+              <w:left w:val="outset" w:sz="6" w:space="0" w:color="auto"/>
+              <w:bottom w:val="outset" w:sz="6" w:space="0" w:color="auto"/>
+              <w:right w:val="outset" w:sz="6" w:space="0" w:color="auto"/>
+            </w:tcBorders>
+            <w:vAlign w:val="center"/>
+          </w:tcPr>
+          <w:p>
+            <w:pPr>
+              <w:pStyle w:val="11"/>
+              <w:jc w:val="center"/>
               <w:rPr>
                 <w:rFonts w:ascii="Consolas" w:hAnsi="Consolas"/>
                 <w:b w:val="0"/>
@@ -6128,18 +6973,19 @@
         </w:tc>
         <w:tc>
           <w:tcPr>
-            <w:tcW w:w="624" w:type="dxa"/>
-            <w:tcBorders>
-              <w:top w:val="nil"/>
-              <w:left w:val="outset" w:sz="6" w:space="0" w:color="auto"/>
-              <w:bottom w:val="outset" w:sz="6" w:space="0" w:color="auto"/>
-              <w:right w:val="outset" w:sz="6" w:space="0" w:color="auto"/>
-            </w:tcBorders>
-            <w:vAlign w:val="center"/>
-          </w:tcPr>
-          <w:p>
-            <w:pPr>
-              <w:pStyle w:val="11"/>
+            <w:tcW w:w="477" w:type="dxa"/>
+            <w:tcBorders>
+              <w:top w:val="nil"/>
+              <w:left w:val="outset" w:sz="6" w:space="0" w:color="auto"/>
+              <w:bottom w:val="outset" w:sz="6" w:space="0" w:color="auto"/>
+              <w:right w:val="outset" w:sz="6" w:space="0" w:color="auto"/>
+            </w:tcBorders>
+            <w:vAlign w:val="center"/>
+          </w:tcPr>
+          <w:p>
+            <w:pPr>
+              <w:pStyle w:val="11"/>
+              <w:jc w:val="center"/>
               <w:rPr>
                 <w:rFonts w:ascii="Consolas" w:hAnsi="Consolas"/>
                 <w:b w:val="0"/>
@@ -6162,18 +7008,19 @@
         </w:tc>
         <w:tc>
           <w:tcPr>
-            <w:tcW w:w="481" w:type="dxa"/>
-            <w:tcBorders>
-              <w:top w:val="nil"/>
-              <w:left w:val="outset" w:sz="6" w:space="0" w:color="auto"/>
-              <w:bottom w:val="outset" w:sz="6" w:space="0" w:color="auto"/>
-              <w:right w:val="outset" w:sz="6" w:space="0" w:color="auto"/>
-            </w:tcBorders>
-            <w:vAlign w:val="center"/>
-          </w:tcPr>
-          <w:p>
-            <w:pPr>
-              <w:pStyle w:val="11"/>
+            <w:tcW w:w="477" w:type="dxa"/>
+            <w:tcBorders>
+              <w:top w:val="nil"/>
+              <w:left w:val="outset" w:sz="6" w:space="0" w:color="auto"/>
+              <w:bottom w:val="outset" w:sz="6" w:space="0" w:color="auto"/>
+              <w:right w:val="outset" w:sz="6" w:space="0" w:color="auto"/>
+            </w:tcBorders>
+            <w:vAlign w:val="center"/>
+          </w:tcPr>
+          <w:p>
+            <w:pPr>
+              <w:pStyle w:val="11"/>
+              <w:jc w:val="center"/>
               <w:rPr>
                 <w:rFonts w:ascii="Consolas" w:hAnsi="Consolas"/>
                 <w:b w:val="0"/>
@@ -6196,18 +7043,19 @@
         </w:tc>
         <w:tc>
           <w:tcPr>
-            <w:tcW w:w="524" w:type="dxa"/>
-            <w:tcBorders>
-              <w:top w:val="nil"/>
-              <w:left w:val="outset" w:sz="6" w:space="0" w:color="auto"/>
-              <w:bottom w:val="outset" w:sz="6" w:space="0" w:color="auto"/>
-              <w:right w:val="outset" w:sz="6" w:space="0" w:color="auto"/>
-            </w:tcBorders>
-            <w:vAlign w:val="center"/>
-          </w:tcPr>
-          <w:p>
-            <w:pPr>
-              <w:pStyle w:val="11"/>
+            <w:tcW w:w="477" w:type="dxa"/>
+            <w:tcBorders>
+              <w:top w:val="nil"/>
+              <w:left w:val="outset" w:sz="6" w:space="0" w:color="auto"/>
+              <w:bottom w:val="outset" w:sz="6" w:space="0" w:color="auto"/>
+              <w:right w:val="outset" w:sz="6" w:space="0" w:color="auto"/>
+            </w:tcBorders>
+            <w:vAlign w:val="center"/>
+          </w:tcPr>
+          <w:p>
+            <w:pPr>
+              <w:pStyle w:val="11"/>
+              <w:jc w:val="center"/>
               <w:rPr>
                 <w:rFonts w:ascii="Consolas" w:hAnsi="Consolas"/>
                 <w:b w:val="0"/>
@@ -6230,18 +7078,18 @@
         </w:tc>
         <w:tc>
           <w:tcPr>
-            <w:tcW w:w="274" w:type="dxa"/>
-            <w:tcBorders>
-              <w:top w:val="nil"/>
-              <w:left w:val="outset" w:sz="6" w:space="0" w:color="auto"/>
-              <w:bottom w:val="outset" w:sz="6" w:space="0" w:color="auto"/>
-              <w:right w:val="outset" w:sz="6" w:space="0" w:color="auto"/>
-            </w:tcBorders>
-            <w:vAlign w:val="center"/>
-          </w:tcPr>
-          <w:p>
-            <w:pPr>
-              <w:pStyle w:val="11"/>
+            <w:tcW w:w="477" w:type="dxa"/>
+            <w:tcBorders>
+              <w:top w:val="nil"/>
+              <w:left w:val="outset" w:sz="6" w:space="0" w:color="auto"/>
+              <w:bottom w:val="outset" w:sz="6" w:space="0" w:color="auto"/>
+              <w:right w:val="outset" w:sz="6" w:space="0" w:color="auto"/>
+            </w:tcBorders>
+          </w:tcPr>
+          <w:p>
+            <w:pPr>
+              <w:pStyle w:val="11"/>
+              <w:jc w:val="center"/>
               <w:rPr>
                 <w:rFonts w:ascii="Consolas" w:hAnsi="Consolas"/>
                 <w:b w:val="0"/>
@@ -6264,84 +7112,18 @@
         </w:tc>
         <w:tc>
           <w:tcPr>
-            <w:tcW w:w="383" w:type="dxa"/>
-            <w:tcBorders>
-              <w:top w:val="nil"/>
-              <w:left w:val="outset" w:sz="6" w:space="0" w:color="auto"/>
-              <w:bottom w:val="outset" w:sz="6" w:space="0" w:color="auto"/>
-              <w:right w:val="outset" w:sz="6" w:space="0" w:color="auto"/>
-            </w:tcBorders>
-            <w:vAlign w:val="center"/>
-          </w:tcPr>
-          <w:p>
-            <w:pPr>
-              <w:pStyle w:val="11"/>
-              <w:rPr>
-                <w:rFonts w:ascii="Consolas" w:hAnsi="Consolas"/>
-                <w:b w:val="0"/>
-                <w:sz w:val="18"/>
-                <w:szCs w:val="18"/>
-                <w:lang w:val="ru-BY"/>
-              </w:rPr>
-            </w:pPr>
-            <w:r>
-              <w:rPr>
-                <w:rFonts w:ascii="Consolas" w:hAnsi="Consolas"/>
-                <w:b w:val="0"/>
-                <w:sz w:val="18"/>
-                <w:szCs w:val="18"/>
-                <w:lang w:val="ru-BY"/>
-              </w:rPr>
-              <w:t>16</w:t>
-            </w:r>
-          </w:p>
-        </w:tc>
-        <w:tc>
-          <w:tcPr>
-            <w:tcW w:w="383" w:type="dxa"/>
-            <w:tcBorders>
-              <w:top w:val="nil"/>
-              <w:left w:val="outset" w:sz="6" w:space="0" w:color="auto"/>
-              <w:bottom w:val="outset" w:sz="6" w:space="0" w:color="auto"/>
-              <w:right w:val="outset" w:sz="6" w:space="0" w:color="auto"/>
-            </w:tcBorders>
-          </w:tcPr>
-          <w:p>
-            <w:pPr>
-              <w:pStyle w:val="11"/>
-              <w:rPr>
-                <w:rFonts w:ascii="Consolas" w:hAnsi="Consolas"/>
-                <w:b w:val="0"/>
-                <w:sz w:val="18"/>
-                <w:szCs w:val="18"/>
-                <w:lang w:val="ru-BY"/>
-              </w:rPr>
-            </w:pPr>
-            <w:r>
-              <w:rPr>
-                <w:rFonts w:ascii="Consolas" w:hAnsi="Consolas"/>
-                <w:b w:val="0"/>
-                <w:sz w:val="18"/>
-                <w:szCs w:val="18"/>
-                <w:lang w:val="ru-BY"/>
-              </w:rPr>
-              <w:t>16</w:t>
-            </w:r>
-          </w:p>
-        </w:tc>
-        <w:tc>
-          <w:tcPr>
-            <w:tcW w:w="348" w:type="dxa"/>
-            <w:tcBorders>
-              <w:top w:val="nil"/>
-              <w:left w:val="outset" w:sz="6" w:space="0" w:color="auto"/>
-              <w:bottom w:val="outset" w:sz="6" w:space="0" w:color="auto"/>
-              <w:right w:val="outset" w:sz="6" w:space="0" w:color="auto"/>
-            </w:tcBorders>
-          </w:tcPr>
-          <w:p>
-            <w:pPr>
-              <w:pStyle w:val="11"/>
+            <w:tcW w:w="477" w:type="dxa"/>
+            <w:tcBorders>
+              <w:top w:val="nil"/>
+              <w:left w:val="outset" w:sz="6" w:space="0" w:color="auto"/>
+              <w:bottom w:val="outset" w:sz="6" w:space="0" w:color="auto"/>
+              <w:right w:val="outset" w:sz="6" w:space="0" w:color="auto"/>
+            </w:tcBorders>
+          </w:tcPr>
+          <w:p>
+            <w:pPr>
+              <w:pStyle w:val="11"/>
+              <w:jc w:val="center"/>
               <w:rPr>
                 <w:rFonts w:ascii="Consolas" w:hAnsi="Consolas"/>
                 <w:b w:val="0"/>
@@ -7223,7 +8005,7 @@
                 <w:szCs w:val="18"/>
                 <w:lang w:val="ru-BY"/>
               </w:rPr>
-              <w:t>3</w:t>
+              <w:t>4</w:t>
             </w:r>
           </w:p>
         </w:tc>
@@ -7363,7 +8145,7 @@
                 <w:szCs w:val="18"/>
                 <w:lang w:val="ru-BY"/>
               </w:rPr>
-              <w:t>3</w:t>
+              <w:t>5</w:t>
             </w:r>
           </w:p>
         </w:tc>
@@ -9051,6 +9833,7 @@
               <w:rPr>
                 <w:rFonts w:ascii="Consolas" w:hAnsi="Consolas"/>
                 <w:b w:val="0"/>
+                <w:noProof/>
                 <w:sz w:val="18"/>
                 <w:szCs w:val="18"/>
                 <w:lang w:val="ru-BY"/>
@@ -9627,7 +10410,7 @@
                 <w:szCs w:val="18"/>
                 <w:lang w:val="ru-BY"/>
               </w:rPr>
-              <w:t>125</w:t>
+              <w:t>144</w:t>
             </w:r>
           </w:p>
         </w:tc>
@@ -9722,6 +10505,7 @@
       <w:r>
         <w:rPr>
           <w:rFonts w:ascii="Consolas" w:eastAsiaTheme="majorEastAsia" w:hAnsi="Consolas" w:cstheme="majorBidi"/>
+          <w:noProof/>
           <w:sz w:val="20"/>
           <w:szCs w:val="20"/>
           <w:lang w:val="ru-BY" w:eastAsia="ru-RU" w:bidi="ru-RU"/>
@@ -9792,7 +10576,16 @@
           <w:sz w:val="22"/>
           <w:lang w:val="ru-BY" w:eastAsia="zh-CN"/>
         </w:rPr>
-        <w:t>141</w:t>
+        <w:t>14</w:t>
+      </w:r>
+      <w:r>
+        <w:rPr>
+          <w:rFonts w:ascii="Aptos Narrow" w:eastAsia="Times New Roman" w:hAnsi="Aptos Narrow" w:cs="Times New Roman"/>
+          <w:color w:val="000000"/>
+          <w:sz w:val="22"/>
+          <w:lang w:val="ru-BY" w:eastAsia="zh-CN"/>
+        </w:rPr>
+        <w:t>4</w:t>
       </w:r>
     </w:p>
     <w:p>
@@ -9846,7 +10639,25 @@
           <w:sz w:val="20"/>
           <w:szCs w:val="20"/>
         </w:rPr>
-        <w:t xml:space="preserve"> = (37-1)/</w:t>
+        <w:t xml:space="preserve"> = </w:t>
+      </w:r>
+      <w:r>
+        <w:rPr>
+          <w:rFonts w:ascii="Consolas" w:hAnsi="Consolas"/>
+          <w:b w:val="0"/>
+          <w:sz w:val="20"/>
+          <w:szCs w:val="20"/>
+        </w:rPr>
+        <w:t>1-</w:t>
+      </w:r>
+      <w:r>
+        <w:rPr>
+          <w:rFonts w:ascii="Consolas" w:hAnsi="Consolas"/>
+          <w:b w:val="0"/>
+          <w:sz w:val="20"/>
+          <w:szCs w:val="20"/>
+        </w:rPr>
+        <w:t>(37-1)/</w:t>
       </w:r>
       <w:r>
         <w:rPr>
@@ -9866,7 +10677,17 @@
           <w:szCs w:val="20"/>
           <w:lang w:val="ru-BY"/>
         </w:rPr>
-        <w:t xml:space="preserve"> = 0,2553</w:t>
+        <w:t xml:space="preserve"> = 0,</w:t>
+      </w:r>
+      <w:r>
+        <w:rPr>
+          <w:rFonts w:ascii="Consolas" w:hAnsi="Consolas"/>
+          <w:b w:val="0"/>
+          <w:sz w:val="20"/>
+          <w:szCs w:val="20"/>
+          <w:lang w:val="ru-BY"/>
+        </w:rPr>
+        <w:t>75</w:t>
       </w:r>
     </w:p>
     <w:p>
@@ -10505,6 +11326,7 @@
   <w:style w:type="character" w:default="1" w:styleId="a0">
     <w:name w:val="Default Paragraph Font"/>
     <w:uiPriority w:val="1"/>
+    <w:semiHidden/>
     <w:unhideWhenUsed/>
   </w:style>
   <w:style w:type="table" w:default="1" w:styleId="a1">
